--- a/项目报告_最终版V2.docx
+++ b/项目报告_最终版V2.docx
@@ -139,7 +139,6 @@
         <w:spacing w:beforeLines="50" w:before="120" w:afterLines="50" w:after="120" w:line="360" w:lineRule="auto"/>
         <w:ind w:leftChars="500" w:left="1050" w:firstLineChars="0" w:firstLine="0"/>
         <w:rPr>
-          <w:rFonts w:hint="eastAsia"/>
           <w:i/>
           <w:sz w:val="28"/>
           <w:szCs w:val="28"/>
@@ -285,7 +284,28 @@
           <w:szCs w:val="28"/>
           <w:u w:val="single"/>
         </w:rPr>
-        <w:t xml:space="preserve">        </w:t>
+        <w:t xml:space="preserve">            10              </w:t>
+      </w:r>
+    </w:p>
+    <w:p>
+      <w:pPr>
+        <w:pStyle w:val="a3"/>
+        <w:spacing w:beforeLines="50" w:before="120" w:afterLines="50" w:after="120" w:line="360" w:lineRule="auto"/>
+        <w:ind w:leftChars="500" w:left="1050" w:firstLineChars="0" w:firstLine="0"/>
+        <w:rPr>
+          <w:i/>
+          <w:sz w:val="28"/>
+          <w:szCs w:val="28"/>
+        </w:rPr>
+      </w:pPr>
+      <w:r>
+        <w:rPr>
+          <w:rFonts w:hint="eastAsia"/>
+          <w:i/>
+          <w:sz w:val="28"/>
+          <w:szCs w:val="28"/>
+        </w:rPr>
+        <w:t>任课教师：</w:t>
       </w:r>
       <w:r>
         <w:rPr>
@@ -295,7 +315,7 @@
           <w:szCs w:val="28"/>
           <w:u w:val="single"/>
         </w:rPr>
-        <w:t xml:space="preserve">  </w:t>
+        <w:t xml:space="preserve">          </w:t>
       </w:r>
       <w:r>
         <w:rPr>
@@ -305,7 +325,7 @@
           <w:szCs w:val="28"/>
           <w:u w:val="single"/>
         </w:rPr>
-        <w:t xml:space="preserve">  </w:t>
+        <w:t>马秀丽</w:t>
       </w:r>
       <w:r>
         <w:rPr>
@@ -315,7 +335,46 @@
           <w:szCs w:val="28"/>
           <w:u w:val="single"/>
         </w:rPr>
-        <w:t xml:space="preserve">10 </w:t>
+        <w:t xml:space="preserve">            </w:t>
+      </w:r>
+    </w:p>
+    <w:p>
+      <w:pPr>
+        <w:pStyle w:val="a3"/>
+        <w:spacing w:beforeLines="50" w:before="120" w:afterLines="50" w:after="120" w:line="360" w:lineRule="auto"/>
+        <w:ind w:leftChars="500" w:left="1050" w:firstLineChars="0" w:firstLine="0"/>
+        <w:rPr>
+          <w:i/>
+          <w:sz w:val="28"/>
+          <w:szCs w:val="28"/>
+        </w:rPr>
+      </w:pPr>
+      <w:r>
+        <w:rPr>
+          <w:rFonts w:hint="eastAsia"/>
+          <w:i/>
+          <w:sz w:val="28"/>
+          <w:szCs w:val="28"/>
+        </w:rPr>
+        <w:t>组</w:t>
+      </w:r>
+      <w:r>
+        <w:rPr>
+          <w:rFonts w:hint="eastAsia"/>
+          <w:i/>
+          <w:sz w:val="28"/>
+          <w:szCs w:val="28"/>
+        </w:rPr>
+        <w:t xml:space="preserve">    </w:t>
+      </w:r>
+      <w:r>
+        <w:rPr>
+          <w:rFonts w:hint="eastAsia"/>
+          <w:i/>
+          <w:sz w:val="28"/>
+          <w:szCs w:val="28"/>
+        </w:rPr>
+        <w:t>长：</w:t>
       </w:r>
       <w:r>
         <w:rPr>
@@ -325,7 +384,7 @@
           <w:szCs w:val="28"/>
           <w:u w:val="single"/>
         </w:rPr>
-        <w:t xml:space="preserve">   </w:t>
+        <w:t xml:space="preserve">23123463 </w:t>
       </w:r>
       <w:r>
         <w:rPr>
@@ -335,7 +394,7 @@
           <w:szCs w:val="28"/>
           <w:u w:val="single"/>
         </w:rPr>
-        <w:t xml:space="preserve"> </w:t>
+        <w:t>郑澈</w:t>
       </w:r>
       <w:r>
         <w:rPr>
@@ -345,29 +404,7 @@
           <w:szCs w:val="28"/>
           <w:u w:val="single"/>
         </w:rPr>
-        <w:t xml:space="preserve">         </w:t>
-      </w:r>
-    </w:p>
-    <w:p>
-      <w:pPr>
-        <w:pStyle w:val="a3"/>
-        <w:spacing w:beforeLines="50" w:before="120" w:afterLines="50" w:after="120" w:line="360" w:lineRule="auto"/>
-        <w:ind w:leftChars="500" w:left="1050" w:firstLineChars="0" w:firstLine="0"/>
-        <w:rPr>
-          <w:rFonts w:hint="eastAsia"/>
-          <w:i/>
-          <w:sz w:val="28"/>
-          <w:szCs w:val="28"/>
-        </w:rPr>
-      </w:pPr>
-      <w:r>
-        <w:rPr>
-          <w:rFonts w:hint="eastAsia"/>
-          <w:i/>
-          <w:sz w:val="28"/>
-          <w:szCs w:val="28"/>
-        </w:rPr>
-        <w:t>任课教师：</w:t>
+        <w:t xml:space="preserve"> </w:t>
       </w:r>
       <w:r>
         <w:rPr>
@@ -377,7 +414,7 @@
           <w:szCs w:val="28"/>
           <w:u w:val="single"/>
         </w:rPr>
-        <w:t xml:space="preserve">          </w:t>
+        <w:t>25%</w:t>
       </w:r>
       <w:r>
         <w:rPr>
@@ -387,7 +424,7 @@
           <w:szCs w:val="28"/>
           <w:u w:val="single"/>
         </w:rPr>
-        <w:t>马秀丽</w:t>
+        <w:t xml:space="preserve">  </w:t>
       </w:r>
       <w:r>
         <w:rPr>
@@ -397,7 +434,7 @@
           <w:szCs w:val="28"/>
           <w:u w:val="single"/>
         </w:rPr>
-        <w:t xml:space="preserve">            </w:t>
+        <w:t xml:space="preserve">         </w:t>
       </w:r>
     </w:p>
     <w:p>
@@ -406,7 +443,6 @@
         <w:spacing w:beforeLines="50" w:before="120" w:afterLines="50" w:after="120" w:line="360" w:lineRule="auto"/>
         <w:ind w:leftChars="500" w:left="1050" w:firstLineChars="0" w:firstLine="0"/>
         <w:rPr>
-          <w:rFonts w:hint="eastAsia"/>
           <w:i/>
           <w:sz w:val="28"/>
           <w:szCs w:val="28"/>
@@ -419,7 +455,7 @@
           <w:sz w:val="28"/>
           <w:szCs w:val="28"/>
         </w:rPr>
-        <w:t>组</w:t>
+        <w:t>成</w:t>
       </w:r>
       <w:r>
         <w:rPr>
@@ -437,7 +473,7 @@
           <w:sz w:val="28"/>
           <w:szCs w:val="28"/>
         </w:rPr>
-        <w:t>长：</w:t>
+        <w:t>员：</w:t>
       </w:r>
       <w:r>
         <w:rPr>
@@ -447,7 +483,7 @@
           <w:szCs w:val="28"/>
           <w:u w:val="single"/>
         </w:rPr>
-        <w:t xml:space="preserve">23123463 </w:t>
+        <w:t xml:space="preserve">23123462 </w:t>
       </w:r>
       <w:r>
         <w:rPr>
@@ -457,7 +493,7 @@
           <w:szCs w:val="28"/>
           <w:u w:val="single"/>
         </w:rPr>
-        <w:t>郑澈</w:t>
+        <w:t>邵伟轩</w:t>
       </w:r>
       <w:r>
         <w:rPr>
@@ -487,7 +523,7 @@
           <w:szCs w:val="28"/>
           <w:u w:val="single"/>
         </w:rPr>
-        <w:t xml:space="preserve">  </w:t>
+        <w:t xml:space="preserve">   </w:t>
       </w:r>
       <w:r>
         <w:rPr>
@@ -497,7 +533,7 @@
           <w:szCs w:val="28"/>
           <w:u w:val="single"/>
         </w:rPr>
-        <w:t xml:space="preserve">         </w:t>
+        <w:t xml:space="preserve">      </w:t>
       </w:r>
     </w:p>
     <w:p>
@@ -506,7 +542,6 @@
         <w:spacing w:beforeLines="50" w:before="120" w:afterLines="50" w:after="120" w:line="360" w:lineRule="auto"/>
         <w:ind w:leftChars="500" w:left="1050" w:firstLineChars="0" w:firstLine="0"/>
         <w:rPr>
-          <w:rFonts w:hint="eastAsia"/>
           <w:i/>
           <w:sz w:val="28"/>
           <w:szCs w:val="28"/>
@@ -547,8 +582,9 @@
           <w:szCs w:val="28"/>
           <w:u w:val="single"/>
         </w:rPr>
-        <w:t>2312346</w:t>
-      </w:r>
+        <w:t xml:space="preserve">23121555 </w:t>
+      </w:r>
+      <w:proofErr w:type="gramStart"/>
       <w:r>
         <w:rPr>
           <w:rFonts w:hint="eastAsia"/>
@@ -557,8 +593,9 @@
           <w:szCs w:val="28"/>
           <w:u w:val="single"/>
         </w:rPr>
-        <w:t>2</w:t>
-      </w:r>
+        <w:t>王孟瑞</w:t>
+      </w:r>
+      <w:proofErr w:type="gramEnd"/>
       <w:r>
         <w:rPr>
           <w:rFonts w:hint="eastAsia"/>
@@ -577,7 +614,7 @@
           <w:szCs w:val="28"/>
           <w:u w:val="single"/>
         </w:rPr>
-        <w:t>邵伟轩</w:t>
+        <w:t>25%</w:t>
       </w:r>
       <w:r>
         <w:rPr>
@@ -587,7 +624,7 @@
           <w:szCs w:val="28"/>
           <w:u w:val="single"/>
         </w:rPr>
-        <w:t xml:space="preserve"> </w:t>
+        <w:t xml:space="preserve">   </w:t>
       </w:r>
       <w:r>
         <w:rPr>
@@ -597,7 +634,46 @@
           <w:szCs w:val="28"/>
           <w:u w:val="single"/>
         </w:rPr>
-        <w:t>25%</w:t>
+        <w:t xml:space="preserve">      </w:t>
+      </w:r>
+    </w:p>
+    <w:p>
+      <w:pPr>
+        <w:pStyle w:val="a3"/>
+        <w:spacing w:beforeLines="50" w:before="120" w:afterLines="50" w:after="120" w:line="360" w:lineRule="auto"/>
+        <w:ind w:leftChars="500" w:left="1050" w:firstLineChars="0" w:firstLine="0"/>
+        <w:rPr>
+          <w:i/>
+          <w:sz w:val="28"/>
+          <w:szCs w:val="28"/>
+        </w:rPr>
+      </w:pPr>
+      <w:r>
+        <w:rPr>
+          <w:rFonts w:hint="eastAsia"/>
+          <w:i/>
+          <w:sz w:val="28"/>
+          <w:szCs w:val="28"/>
+        </w:rPr>
+        <w:t>成</w:t>
+      </w:r>
+      <w:r>
+        <w:rPr>
+          <w:rFonts w:hint="eastAsia"/>
+          <w:i/>
+          <w:sz w:val="28"/>
+          <w:szCs w:val="28"/>
+        </w:rPr>
+        <w:t xml:space="preserve">    </w:t>
+      </w:r>
+      <w:r>
+        <w:rPr>
+          <w:rFonts w:hint="eastAsia"/>
+          <w:i/>
+          <w:sz w:val="28"/>
+          <w:szCs w:val="28"/>
+        </w:rPr>
+        <w:t>员：</w:t>
       </w:r>
       <w:r>
         <w:rPr>
@@ -607,7 +683,7 @@
           <w:szCs w:val="28"/>
           <w:u w:val="single"/>
         </w:rPr>
-        <w:t xml:space="preserve">   </w:t>
+        <w:t xml:space="preserve">23121781 </w:t>
       </w:r>
       <w:r>
         <w:rPr>
@@ -617,48 +693,9 @@
           <w:szCs w:val="28"/>
           <w:u w:val="single"/>
         </w:rPr>
-        <w:t xml:space="preserve">      </w:t>
-      </w:r>
-    </w:p>
-    <w:p>
-      <w:pPr>
-        <w:pStyle w:val="a3"/>
-        <w:spacing w:beforeLines="50" w:before="120" w:afterLines="50" w:after="120" w:line="360" w:lineRule="auto"/>
-        <w:ind w:leftChars="500" w:left="1050" w:firstLineChars="0" w:firstLine="0"/>
-        <w:rPr>
-          <w:rFonts w:hint="eastAsia"/>
-          <w:i/>
-          <w:sz w:val="28"/>
-          <w:szCs w:val="28"/>
-        </w:rPr>
-      </w:pPr>
-      <w:r>
-        <w:rPr>
-          <w:rFonts w:hint="eastAsia"/>
-          <w:i/>
-          <w:sz w:val="28"/>
-          <w:szCs w:val="28"/>
-        </w:rPr>
-        <w:t>成</w:t>
-      </w:r>
-      <w:r>
-        <w:rPr>
-          <w:rFonts w:hint="eastAsia"/>
-          <w:i/>
-          <w:sz w:val="28"/>
-          <w:szCs w:val="28"/>
-        </w:rPr>
-        <w:t xml:space="preserve">    </w:t>
-      </w:r>
-      <w:r>
-        <w:rPr>
-          <w:rFonts w:hint="eastAsia"/>
-          <w:i/>
-          <w:sz w:val="28"/>
-          <w:szCs w:val="28"/>
-        </w:rPr>
-        <w:t>员：</w:t>
-      </w:r>
+        <w:t>马俊</w:t>
+      </w:r>
+      <w:proofErr w:type="gramStart"/>
       <w:r>
         <w:rPr>
           <w:rFonts w:hint="eastAsia"/>
@@ -667,158 +704,9 @@
           <w:szCs w:val="28"/>
           <w:u w:val="single"/>
         </w:rPr>
-        <w:t>2312</w:t>
-      </w:r>
-      <w:r>
-        <w:rPr>
-          <w:rFonts w:hint="eastAsia"/>
-          <w:i/>
-          <w:sz w:val="28"/>
-          <w:szCs w:val="28"/>
-          <w:u w:val="single"/>
-        </w:rPr>
-        <w:t>1555</w:t>
-      </w:r>
-      <w:r>
-        <w:rPr>
-          <w:rFonts w:hint="eastAsia"/>
-          <w:i/>
-          <w:sz w:val="28"/>
-          <w:szCs w:val="28"/>
-          <w:u w:val="single"/>
-        </w:rPr>
-        <w:t xml:space="preserve"> </w:t>
-      </w:r>
-      <w:r>
-        <w:rPr>
-          <w:rFonts w:hint="eastAsia"/>
-          <w:i/>
-          <w:sz w:val="28"/>
-          <w:szCs w:val="28"/>
-          <w:u w:val="single"/>
-        </w:rPr>
-        <w:t>王孟瑞</w:t>
-      </w:r>
-      <w:r>
-        <w:rPr>
-          <w:rFonts w:hint="eastAsia"/>
-          <w:i/>
-          <w:sz w:val="28"/>
-          <w:szCs w:val="28"/>
-          <w:u w:val="single"/>
-        </w:rPr>
-        <w:t xml:space="preserve"> </w:t>
-      </w:r>
-      <w:r>
-        <w:rPr>
-          <w:rFonts w:hint="eastAsia"/>
-          <w:i/>
-          <w:sz w:val="28"/>
-          <w:szCs w:val="28"/>
-          <w:u w:val="single"/>
-        </w:rPr>
-        <w:t>25%</w:t>
-      </w:r>
-      <w:r>
-        <w:rPr>
-          <w:rFonts w:hint="eastAsia"/>
-          <w:i/>
-          <w:sz w:val="28"/>
-          <w:szCs w:val="28"/>
-          <w:u w:val="single"/>
-        </w:rPr>
-        <w:t xml:space="preserve">   </w:t>
-      </w:r>
-      <w:r>
-        <w:rPr>
-          <w:rFonts w:hint="eastAsia"/>
-          <w:i/>
-          <w:sz w:val="28"/>
-          <w:szCs w:val="28"/>
-          <w:u w:val="single"/>
-        </w:rPr>
-        <w:t xml:space="preserve">      </w:t>
-      </w:r>
-    </w:p>
-    <w:p>
-      <w:pPr>
-        <w:pStyle w:val="a3"/>
-        <w:spacing w:beforeLines="50" w:before="120" w:afterLines="50" w:after="120" w:line="360" w:lineRule="auto"/>
-        <w:ind w:leftChars="500" w:left="1050" w:firstLineChars="0" w:firstLine="0"/>
-        <w:rPr>
-          <w:rFonts w:hint="eastAsia"/>
-          <w:i/>
-          <w:sz w:val="28"/>
-          <w:szCs w:val="28"/>
-        </w:rPr>
-      </w:pPr>
-      <w:r>
-        <w:rPr>
-          <w:rFonts w:hint="eastAsia"/>
-          <w:i/>
-          <w:sz w:val="28"/>
-          <w:szCs w:val="28"/>
-        </w:rPr>
-        <w:t>成</w:t>
-      </w:r>
-      <w:r>
-        <w:rPr>
-          <w:rFonts w:hint="eastAsia"/>
-          <w:i/>
-          <w:sz w:val="28"/>
-          <w:szCs w:val="28"/>
-        </w:rPr>
-        <w:t xml:space="preserve">    </w:t>
-      </w:r>
-      <w:r>
-        <w:rPr>
-          <w:rFonts w:hint="eastAsia"/>
-          <w:i/>
-          <w:sz w:val="28"/>
-          <w:szCs w:val="28"/>
-        </w:rPr>
-        <w:t>员：</w:t>
-      </w:r>
-      <w:r>
-        <w:rPr>
-          <w:rFonts w:hint="eastAsia"/>
-          <w:i/>
-          <w:sz w:val="28"/>
-          <w:szCs w:val="28"/>
-          <w:u w:val="single"/>
-        </w:rPr>
-        <w:t>2312</w:t>
-      </w:r>
-      <w:r>
-        <w:rPr>
-          <w:rFonts w:hint="eastAsia"/>
-          <w:i/>
-          <w:sz w:val="28"/>
-          <w:szCs w:val="28"/>
-          <w:u w:val="single"/>
-        </w:rPr>
-        <w:t>1781</w:t>
-      </w:r>
-      <w:r>
-        <w:rPr>
-          <w:rFonts w:hint="eastAsia"/>
-          <w:i/>
-          <w:sz w:val="28"/>
-          <w:szCs w:val="28"/>
-          <w:u w:val="single"/>
-        </w:rPr>
-        <w:t xml:space="preserve"> </w:t>
-      </w:r>
-      <w:r>
-        <w:rPr>
-          <w:rFonts w:hint="eastAsia"/>
-          <w:i/>
-          <w:sz w:val="28"/>
-          <w:szCs w:val="28"/>
-          <w:u w:val="single"/>
-        </w:rPr>
-        <w:t>马俊浩</w:t>
-      </w:r>
+        <w:t>浩</w:t>
+      </w:r>
+      <w:proofErr w:type="gramEnd"/>
       <w:r>
         <w:rPr>
           <w:rFonts w:hint="eastAsia"/>
@@ -1110,7 +998,15 @@
         <w:t>网络需覆盖学生宿舍、教学楼、图书馆、办公楼、财务处及人事处六个功能区域</w:t>
       </w:r>
       <w:r>
-        <w:t>，并在各区域内部实现二层互通、区域之间实现三层互通。所有接入用户需能够访问内网部署的</w:t>
+        <w:t>，并在各区域内部实现二层互通、区域之间实现三层互通。所有接入用户</w:t>
+      </w:r>
+      <w:proofErr w:type="gramStart"/>
+      <w:r>
+        <w:t>需能够</w:t>
+      </w:r>
+      <w:proofErr w:type="gramEnd"/>
+      <w:r>
+        <w:t>访问内网部署的</w:t>
       </w:r>
       <w:r>
         <w:t>Web</w:t>
@@ -1206,7 +1102,27 @@
         <w:ind w:firstLine="420"/>
       </w:pPr>
       <w:r>
-        <w:t>网络安全方面，针对校园网中敏感区域保护及外部威胁防御需求，构建由虚拟专用网络（</w:t>
+        <w:t>网络安全方面，针对校园网中敏感区域保护及外部威胁防御需求，构建</w:t>
+      </w:r>
+      <w:r>
+        <w:t>基于</w:t>
+      </w:r>
+      <w:proofErr w:type="spellStart"/>
+      <w:r>
+        <w:t>WireGuard</w:t>
+      </w:r>
+      <w:proofErr w:type="spellEnd"/>
+      <w:r>
+        <w:t>协议</w:t>
+      </w:r>
+      <w:r>
+        <w:rPr>
+          <w:rFonts w:hint="eastAsia"/>
+        </w:rPr>
+        <w:t>的</w:t>
+      </w:r>
+      <w:r>
+        <w:t>虚拟专用网络（</w:t>
       </w:r>
       <w:r>
         <w:t>Virtual Private Network</w:t>
@@ -1399,7 +1315,15 @@
         <w:t>namespace</w:t>
       </w:r>
       <w:r>
-        <w:t>）机制为每个虚拟节点创建独立的网络协议栈，利用虚拟以太网对（</w:t>
+        <w:t>）机制为每个虚拟节点创建独立的网络协议</w:t>
+      </w:r>
+      <w:proofErr w:type="gramStart"/>
+      <w:r>
+        <w:t>栈</w:t>
+      </w:r>
+      <w:proofErr w:type="gramEnd"/>
+      <w:r>
+        <w:t>，利用虚拟以太网对（</w:t>
       </w:r>
       <w:proofErr w:type="spellStart"/>
       <w:r>
@@ -1433,7 +1357,15 @@
         <w:t>TCP/IP</w:t>
       </w:r>
       <w:r>
-        <w:t>协议栈行为的大规模网络拓扑。这一特性使</w:t>
+        <w:t>协议</w:t>
+      </w:r>
+      <w:proofErr w:type="gramStart"/>
+      <w:r>
+        <w:t>栈</w:t>
+      </w:r>
+      <w:proofErr w:type="gramEnd"/>
+      <w:r>
+        <w:t>行为的大规模网络拓扑。这一特性使</w:t>
       </w:r>
       <w:r>
         <w:t>Mininet</w:t>
@@ -1727,8 +1659,13 @@
         <w:t>ACL</w:t>
       </w:r>
       <w:r>
-        <w:t>通过预定义源</w:t>
-      </w:r>
+        <w:t>通过</w:t>
+      </w:r>
+      <w:proofErr w:type="gramStart"/>
+      <w:r>
+        <w:t>预定义源</w:t>
+      </w:r>
+      <w:proofErr w:type="gramEnd"/>
       <w:r>
         <w:t>IP</w:t>
       </w:r>
@@ -1739,7 +1676,15 @@
         <w:t>IP</w:t>
       </w:r>
       <w:r>
-        <w:t>及端口规则实现对跨区域访问的静态控制，是最基础的访问控制手段，具有实现简单、执行效率高等特点</w:t>
+        <w:t>及端口规则实现对跨区域访问的静态控制，是</w:t>
+      </w:r>
+      <w:proofErr w:type="gramStart"/>
+      <w:r>
+        <w:t>最</w:t>
+      </w:r>
+      <w:proofErr w:type="gramEnd"/>
+      <w:r>
+        <w:t>基础的访问控制手段，具有实现简单、执行效率高等特点</w:t>
       </w:r>
       <w:r>
         <w:rPr>
@@ -1828,7 +1773,15 @@
         <w:t>]</w:t>
       </w:r>
       <w:r>
-        <w:t>。其中，基于签名匹配的方法通过预定义攻击特征库对已知攻击进行识别，具有检测精度高但对未知攻击适应性较弱的特点</w:t>
+        <w:t>。其中，基于签名匹配的方法通过预定义攻击</w:t>
+      </w:r>
+      <w:proofErr w:type="gramStart"/>
+      <w:r>
+        <w:t>特征库对已知</w:t>
+      </w:r>
+      <w:proofErr w:type="gramEnd"/>
+      <w:r>
+        <w:t>攻击进行识别，具有检测精度高但对未知攻击适应性较弱的特点</w:t>
       </w:r>
       <w:r>
         <w:rPr>
@@ -1887,7 +1840,15 @@
         <w:t>ICMP Flood</w:t>
       </w:r>
       <w:r>
-        <w:t>等高频洪泛攻击，常见的处理方式包括基于速率限制的流量整形机制以及基于深度包检测（</w:t>
+        <w:t>等</w:t>
+      </w:r>
+      <w:proofErr w:type="gramStart"/>
+      <w:r>
+        <w:t>高频洪</w:t>
+      </w:r>
+      <w:proofErr w:type="gramEnd"/>
+      <w:r>
+        <w:t>泛攻击，常见的处理方式包括基于速率限制的流量整形机制以及基于深度包检测（</w:t>
       </w:r>
       <w:r>
         <w:t>Deep Packet Inspection, DPI</w:t>
@@ -2059,7 +2020,15 @@
         <w:t>IPS</w:t>
       </w:r>
       <w:r>
-        <w:t>机制更适用于洪泛类攻击的快速抑制。</w:t>
+        <w:t>机制更适用于洪</w:t>
+      </w:r>
+      <w:proofErr w:type="gramStart"/>
+      <w:r>
+        <w:t>泛类攻击</w:t>
+      </w:r>
+      <w:proofErr w:type="gramEnd"/>
+      <w:r>
+        <w:t>的快速抑制。</w:t>
       </w:r>
       <w:r>
         <w:t>因此，本项目在校园网络仿真场景中综合采用</w:t>
@@ -2147,7 +2116,15 @@
         <w:ind w:firstLine="420"/>
       </w:pPr>
       <w:r>
-        <w:t>在六区域三层路由拓扑基础上</w:t>
+        <w:t>在</w:t>
+      </w:r>
+      <w:proofErr w:type="gramStart"/>
+      <w:r>
+        <w:t>六区域</w:t>
+      </w:r>
+      <w:proofErr w:type="gramEnd"/>
+      <w:r>
+        <w:t>三层路由拓扑基础上</w:t>
       </w:r>
       <w:r>
         <w:rPr>
@@ -2322,7 +2299,15 @@
       </w:r>
       <w:r>
         <w:lastRenderedPageBreak/>
-        <w:t>对流量到达行为进行建模。各终端主机按照设定的到达率独立生成业务请求，从而刻画用户请求在时间维度上的随机性与突发性。同时，通过对不同功能区域设置差异化到达率，实现对不同业务负载强度的模拟，以反映校园网络中业务分布不均衡的实际特征。</w:t>
+        <w:t>对流量到达行为进行建模。各终端主机按照设定的到达率独立生成业务请求，从而刻画用户请求在时间维度上的随机性与突发性。同时，通过对不同功能区域设置差异化到达率，实现对不同业务负载强度的模拟，以反映校园网络中业务分布</w:t>
+      </w:r>
+      <w:proofErr w:type="gramStart"/>
+      <w:r>
+        <w:t>不</w:t>
+      </w:r>
+      <w:proofErr w:type="gramEnd"/>
+      <w:r>
+        <w:t>均衡的实际特征。</w:t>
       </w:r>
     </w:p>
     <w:p>
@@ -2367,7 +2352,15 @@
         <w:t>地</w:t>
       </w:r>
       <w:r>
-        <w:t>址规划采用差异化子网设计：宿舍区和教学楼分配较大的</w:t>
+        <w:t>址规划采用差异化子网设计：宿舍区和教学</w:t>
+      </w:r>
+      <w:proofErr w:type="gramStart"/>
+      <w:r>
+        <w:t>楼分配</w:t>
+      </w:r>
+      <w:proofErr w:type="gramEnd"/>
+      <w:r>
+        <w:t>较大的</w:t>
       </w:r>
       <w:r>
         <w:t xml:space="preserve"> /2</w:t>
@@ -2412,8 +2405,13 @@
         <w:t>子</w:t>
       </w:r>
       <w:r>
-        <w:t>网，以满足小规模敏感区域的管理需求；服务器独立部署</w:t>
-      </w:r>
+        <w:t>网，以满足小规模敏感区域的管理需求；服务器</w:t>
+      </w:r>
+      <w:proofErr w:type="gramStart"/>
+      <w:r>
+        <w:t>独立部署</w:t>
+      </w:r>
+      <w:proofErr w:type="gramEnd"/>
       <w:r>
         <w:t>于</w:t>
       </w:r>
@@ -2559,7 +2557,15 @@
         <w:t>策</w:t>
       </w:r>
       <w:r>
-        <w:t>略通过分层令牌桶机制在核心路由器的服务器出口链路上实施带宽优先级管理。策略的作用位置是路由器连接两台服务器的出口接口，服务器出口链路的瓶颈带宽设定</w:t>
+        <w:t>略通过分层令牌</w:t>
+      </w:r>
+      <w:proofErr w:type="gramStart"/>
+      <w:r>
+        <w:t>桶机制</w:t>
+      </w:r>
+      <w:proofErr w:type="gramEnd"/>
+      <w:r>
+        <w:t>在核心路由器的服务器出口链路上实施带宽优先级管理。策略的作用位置是路由器连接两台服务器的出口接口，服务器出口链路的瓶颈带宽设定</w:t>
       </w:r>
       <w:r>
         <w:t>为</w:t>
@@ -2635,6 +2641,7 @@
         </w:rPr>
         <w:t>1</w:t>
       </w:r>
+      <w:proofErr w:type="gramStart"/>
       <w:r>
         <w:rPr>
           <w:b/>
@@ -2642,6 +2649,7 @@
         </w:rPr>
         <w:t>两</w:t>
       </w:r>
+      <w:proofErr w:type="gramEnd"/>
       <w:r>
         <w:rPr>
           <w:b/>
@@ -3507,7 +3515,15 @@
         <w:t>0</w:t>
       </w:r>
       <w:r>
-        <w:t>，以保证其在拥塞场景下优先获得带宽资源；其余业务区域统一设置较低保障带宽（</w:t>
+        <w:t>，以保证其在拥塞场景下优先获得带宽资源；其余业务区域统一设置</w:t>
+      </w:r>
+      <w:proofErr w:type="gramStart"/>
+      <w:r>
+        <w:t>较低保障</w:t>
+      </w:r>
+      <w:proofErr w:type="gramEnd"/>
+      <w:r>
+        <w:t>带宽（</w:t>
       </w:r>
       <w:r>
         <w:t>2 Mbps</w:t>
@@ -3524,7 +3540,15 @@
         <w:t>=7</w:t>
       </w:r>
       <w:r>
-        <w:t>），以体现非关键业务在资源竞争中的让渡关系。同时，所有类别的</w:t>
+        <w:t>），以</w:t>
+      </w:r>
+      <w:proofErr w:type="gramStart"/>
+      <w:r>
+        <w:t>体现非</w:t>
+      </w:r>
+      <w:proofErr w:type="gramEnd"/>
+      <w:r>
+        <w:t>关键业务在资源竞争中的让渡关系。同时，所有类别的</w:t>
       </w:r>
       <w:r>
         <w:t>ceil</w:t>
@@ -3595,7 +3619,15 @@
         <w:t>，</w:t>
       </w:r>
       <w:r>
-        <w:t>轮询调度器的工作流程如图</w:t>
+        <w:t>轮询</w:t>
+      </w:r>
+      <w:proofErr w:type="gramStart"/>
+      <w:r>
+        <w:t>调度器</w:t>
+      </w:r>
+      <w:proofErr w:type="gramEnd"/>
+      <w:r>
+        <w:t>的工作流程如图</w:t>
       </w:r>
       <w:r>
         <w:rPr>
@@ -3620,7 +3652,7 @@
         </w:rPr>
         <w:lastRenderedPageBreak/>
         <w:drawing>
-          <wp:inline distT="0" distB="0" distL="0" distR="0" wp14:anchorId="27CFEF70" wp14:editId="34106D99">
+          <wp:inline distT="0" distB="0" distL="0" distR="0" wp14:anchorId="27CFEF70" wp14:editId="59B9868C">
             <wp:extent cx="4714506" cy="1962715"/>
             <wp:effectExtent l="0" t="0" r="0" b="0"/>
             <wp:docPr id="957975409" name="图片 2"/>
@@ -3707,8 +3739,13 @@
         <w:pStyle w:val="11"/>
         <w:ind w:firstLine="420"/>
       </w:pPr>
-      <w:r>
-        <w:t>调度器内部维护服务器列表</w:t>
+      <w:proofErr w:type="gramStart"/>
+      <w:r>
+        <w:t>调度器</w:t>
+      </w:r>
+      <w:proofErr w:type="gramEnd"/>
+      <w:r>
+        <w:t>内部维护服务器列表</w:t>
       </w:r>
       <w:r>
         <w:t>servers = [S1, S2]</w:t>
@@ -3731,7 +3768,23 @@
         <w:t>。</w:t>
       </w:r>
       <w:r>
-        <w:t>为保证多客户端并发访问时的线程安全，系统采用互斥锁保护调度过程中的指针读取、更新与返回操作。每当新的客户端请求到达时，调度器按照轮询顺序选择当前指针对应的服务器，将其返回给调用方，并将指针移动至下一台服务器。当指针到达列表末尾时重新回到起始位置，从而形成循环分配机制。</w:t>
+        <w:t>为保证多客户端并发访问时的线程安全，系统采用互斥</w:t>
+      </w:r>
+      <w:proofErr w:type="gramStart"/>
+      <w:r>
+        <w:t>锁保护</w:t>
+      </w:r>
+      <w:proofErr w:type="gramEnd"/>
+      <w:r>
+        <w:t>调度过程中的指针读取、更新与返回操作。每当新的客户端请求到达时，</w:t>
+      </w:r>
+      <w:proofErr w:type="gramStart"/>
+      <w:r>
+        <w:t>调度器</w:t>
+      </w:r>
+      <w:proofErr w:type="gramEnd"/>
+      <w:r>
+        <w:t>按照轮询顺序选择当前指针对应的服务器，将其返回给调用方，并将指针移动至下一台服务器。当指针到达列表末尾时重新回到起始位置，从而形成循环分配机制。</w:t>
       </w:r>
     </w:p>
     <w:p>
@@ -3798,7 +3851,15 @@
         <w:ind w:firstLine="420"/>
       </w:pPr>
       <w:r>
-        <w:t>访问控制模块采用分层策略模型实现跨区域与跨网络边界的统一控制，包括校外接入控制与校内区域访问控制两个层级。校外隔离层负责拦截所有来自校园网外部的入站流量。该层以单一主机</w:t>
+        <w:t>访问控制模块采用分层策略模型实现跨区域与</w:t>
+      </w:r>
+      <w:proofErr w:type="gramStart"/>
+      <w:r>
+        <w:t>跨网络</w:t>
+      </w:r>
+      <w:proofErr w:type="gramEnd"/>
+      <w:r>
+        <w:t>边界的统一控制，包括校外接入控制与校内区域访问控制两个层级。校外隔离层负责拦截所有来自校园网外部的入站流量。该层以单一主机</w:t>
       </w:r>
       <w:r>
         <w:t>I</w:t>
@@ -3849,11 +3910,24 @@
         <w:ind w:firstLine="420"/>
       </w:pPr>
       <w:r>
-        <w:t>在完成外部流量隔离的基础上，系统进一步在校内网络内部构建区域级访问控制机制，用于实现不同功能区域之间的细粒度权限管理。该机制以</w:t>
+        <w:t>在完成外部流量隔离的基础上，系统进一步在校内网络内部构建区域</w:t>
+      </w:r>
+      <w:proofErr w:type="gramStart"/>
+      <w:r>
+        <w:t>级访问</w:t>
+      </w:r>
+      <w:proofErr w:type="gramEnd"/>
+      <w:r>
+        <w:t>控制机制，用于实现不同功能区域之间的细粒度权限管理。该</w:t>
+      </w:r>
+      <w:proofErr w:type="gramStart"/>
+      <w:r>
+        <w:t>机制以</w:t>
       </w:r>
       <w:r>
         <w:t>源</w:t>
       </w:r>
+      <w:proofErr w:type="gramEnd"/>
       <w:r>
         <w:t>IP</w:t>
       </w:r>
@@ -4040,91 +4114,76 @@
         <w:ind w:firstLine="420"/>
       </w:pPr>
       <w:r>
-        <w:t>VP</w:t>
-      </w:r>
-      <w:r>
-        <w:t>N</w:t>
-      </w:r>
-      <w:r>
-        <w:t>模</w:t>
-      </w:r>
-      <w:r>
-        <w:t>块用于实现校外用户的受控接入。</w:t>
-      </w:r>
-      <w:r>
-        <w:rPr>
-          <w:rFonts w:hint="eastAsia"/>
-        </w:rPr>
-        <w:t>不同于</w:t>
-      </w:r>
-      <w:r>
-        <w:t>传</w:t>
-      </w:r>
-      <w:r>
-        <w:t>统</w:t>
-      </w:r>
-      <w:r>
-        <w:t>V</w:t>
-      </w:r>
-      <w:r>
-        <w:t>P</w:t>
-      </w:r>
-      <w:r>
-        <w:t>N</w:t>
-      </w:r>
-      <w:r>
-        <w:rPr>
-          <w:rFonts w:hint="eastAsia"/>
-        </w:rPr>
-        <w:t>对</w:t>
-      </w:r>
-      <w:r>
-        <w:t>加密隧道和专用协议栈</w:t>
-      </w:r>
-      <w:r>
-        <w:rPr>
-          <w:rFonts w:hint="eastAsia"/>
-        </w:rPr>
-        <w:t>的</w:t>
-      </w:r>
-      <w:r>
-        <w:t>依赖，本系统</w:t>
-      </w:r>
-      <w:r>
-        <w:t>在</w:t>
-      </w:r>
-      <w:r>
-        <w:t>M</w:t>
-      </w:r>
-      <w:r>
-        <w:t>inine</w:t>
-      </w:r>
-      <w:r>
-        <w:t>t</w:t>
-      </w:r>
-      <w:r>
-        <w:t>仿</w:t>
-      </w:r>
-      <w:r>
-        <w:t>真环境下采用轻量化抽象模型，通过访问控制策略与身份状态切换机制协同工作，模拟真</w:t>
-      </w:r>
-      <w:r>
-        <w:t>实</w:t>
-      </w:r>
-      <w:r>
-        <w:t>V</w:t>
-      </w:r>
-      <w:r>
-        <w:t>P</w:t>
-      </w:r>
-      <w:r>
-        <w:t>N</w:t>
-      </w:r>
-      <w:r>
-        <w:t>的</w:t>
-      </w:r>
-      <w:r>
-        <w:t>接入过程。</w:t>
+        <w:t>VPN</w:t>
+      </w:r>
+      <w:r>
+        <w:t>模块用于实现校外用户的受控接入。本系统采用</w:t>
+      </w:r>
+      <w:r>
+        <w:t>Linux</w:t>
+      </w:r>
+      <w:r>
+        <w:t>内核原生</w:t>
+      </w:r>
+      <w:proofErr w:type="spellStart"/>
+      <w:r>
+        <w:t>WireGuard</w:t>
+      </w:r>
+      <w:proofErr w:type="spellEnd"/>
+      <w:r>
+        <w:t>协议实现真实加密隧道，在核心路由器</w:t>
+      </w:r>
+      <w:r>
+        <w:t>r1</w:t>
+      </w:r>
+      <w:r>
+        <w:t>与校外主机</w:t>
+      </w:r>
+      <w:proofErr w:type="spellStart"/>
+      <w:r>
+        <w:t>home_pc</w:t>
+      </w:r>
+      <w:proofErr w:type="spellEnd"/>
+      <w:r>
+        <w:t>之间建立点对点</w:t>
+      </w:r>
+      <w:r>
+        <w:t>VPN</w:t>
+      </w:r>
+      <w:r>
+        <w:t>连接。</w:t>
+      </w:r>
+      <w:proofErr w:type="spellStart"/>
+      <w:r>
+        <w:t>WireGuard</w:t>
+      </w:r>
+      <w:proofErr w:type="spellEnd"/>
+      <w:r>
+        <w:t>作为第四层</w:t>
+      </w:r>
+      <w:r>
+        <w:t>VPN</w:t>
+      </w:r>
+      <w:r>
+        <w:t>协议，运行在</w:t>
+      </w:r>
+      <w:r>
+        <w:t>UDP</w:t>
+      </w:r>
+      <w:r>
+        <w:t>之上，通过</w:t>
+      </w:r>
+      <w:r>
+        <w:t>Curve25519</w:t>
+      </w:r>
+      <w:r>
+        <w:t>密钥交换实现前向保密加密，相比传统</w:t>
+      </w:r>
+      <w:r>
+        <w:t>IPSec/IKE</w:t>
+      </w:r>
+      <w:r>
+        <w:t>协议具有更简洁的代码基础和更高的运行效率。</w:t>
       </w:r>
     </w:p>
     <w:p>
@@ -4133,34 +4192,71 @@
         <w:ind w:firstLine="420"/>
       </w:pPr>
       <w:r>
-        <w:t>在系统启动后的默认状态下，校外主机处于隔离状态，其所有访问请求均受到校外隔离策略限制，无法与校园网内部建立连接。当用户发</w:t>
-      </w:r>
-      <w:r>
-        <w:t>起</w:t>
-      </w:r>
-      <w:r>
-        <w:t>V</w:t>
-      </w:r>
-      <w:r>
-        <w:t>P</w:t>
-      </w:r>
-      <w:r>
-        <w:t>N</w:t>
-      </w:r>
-      <w:r>
-        <w:t>接</w:t>
-      </w:r>
-      <w:r>
-        <w:t>入后，通过动态调整访问权限，使校外主机获得受控的校园网访问能力，从而实现远程接入功能</w:t>
-      </w:r>
-      <w:r>
-        <w:rPr>
-          <w:rFonts w:hint="eastAsia"/>
-        </w:rPr>
-        <w:t>。</w:t>
-      </w:r>
-      <w:r>
-        <w:t>该机制主要包括以下三个阶段：</w:t>
+        <w:t>隧道建立在已有的物理链路之上：</w:t>
+      </w:r>
+      <w:proofErr w:type="spellStart"/>
+      <w:r>
+        <w:t>home_pc</w:t>
+      </w:r>
+      <w:proofErr w:type="spellEnd"/>
+      <w:r>
+        <w:t>通过交换机</w:t>
+      </w:r>
+      <w:proofErr w:type="spellStart"/>
+      <w:r>
+        <w:t>s_home</w:t>
+      </w:r>
+      <w:proofErr w:type="spellEnd"/>
+      <w:r>
+        <w:t>连接至</w:t>
+      </w:r>
+      <w:r>
+        <w:t>r1</w:t>
+      </w:r>
+      <w:r>
+        <w:t>的</w:t>
+      </w:r>
+      <w:r>
+        <w:t>eth8</w:t>
+      </w:r>
+      <w:r>
+        <w:t>接口，</w:t>
+      </w:r>
+      <w:proofErr w:type="spellStart"/>
+      <w:r>
+        <w:t>WireGuard</w:t>
+      </w:r>
+      <w:proofErr w:type="spellEnd"/>
+      <w:r>
+        <w:t>在此物理路径上叠加加密隧道，使用独立的</w:t>
+      </w:r>
+      <w:r>
+        <w:t>VPN</w:t>
+      </w:r>
+      <w:r>
+        <w:t>子网</w:t>
+      </w:r>
+      <w:r>
+        <w:t>10.0.80.0/24</w:t>
+      </w:r>
+      <w:r>
+        <w:t>分配虚拟地址。在系统启动后的默认状态下，校外主机处于隔离状态，其所有访问请求均受到校外隔离策略限制，无法与校园网内部建立连接。当用户发起</w:t>
+      </w:r>
+      <w:r>
+        <w:t>VPN</w:t>
+      </w:r>
+      <w:r>
+        <w:t>接入后，系统在两端创建</w:t>
+      </w:r>
+      <w:r>
+        <w:t>wg0</w:t>
+      </w:r>
+      <w:r>
+        <w:t>隧道接口并完成密钥交换，使校外主机通过加密隧道获得受控的校园网访问能力。该机制主要</w:t>
+      </w:r>
+      <w:r>
+        <w:lastRenderedPageBreak/>
+        <w:t>包括以下三个阶段：</w:t>
       </w:r>
     </w:p>
     <w:p>
@@ -4175,7 +4271,7 @@
         <w:t>1</w:t>
       </w:r>
       <w:r>
-        <w:t>）接入认证阶段</w:t>
+        <w:t>）服务端初始化阶段</w:t>
       </w:r>
     </w:p>
     <w:p>
@@ -4184,11 +4280,75 @@
         <w:ind w:firstLine="420"/>
       </w:pPr>
       <w:r>
-        <w:t>系统首先对校外主机的接入请求进行身份确认，在认证完成之前，外部主机始终处于默</w:t>
-      </w:r>
-      <w:r>
-        <w:lastRenderedPageBreak/>
-        <w:t>认隔离状态，所有进入校园网的流量均被阻断，以保证内部网络边界的安全性。</w:t>
+        <w:t>系统在启动时自动在核心路由器</w:t>
+      </w:r>
+      <w:r>
+        <w:t>r1</w:t>
+      </w:r>
+      <w:r>
+        <w:t>上完成</w:t>
+      </w:r>
+      <w:proofErr w:type="spellStart"/>
+      <w:r>
+        <w:t>WireGuard</w:t>
+      </w:r>
+      <w:proofErr w:type="spellEnd"/>
+      <w:r>
+        <w:t>服务端配置。首先通过</w:t>
+      </w:r>
+      <w:proofErr w:type="spellStart"/>
+      <w:r>
+        <w:t>wg</w:t>
+      </w:r>
+      <w:proofErr w:type="spellEnd"/>
+      <w:r>
+        <w:t xml:space="preserve"> </w:t>
+      </w:r>
+      <w:proofErr w:type="spellStart"/>
+      <w:r>
+        <w:t>genkey</w:t>
+      </w:r>
+      <w:proofErr w:type="spellEnd"/>
+      <w:r>
+        <w:t>命令生成服务端密钥对，随后创建</w:t>
+      </w:r>
+      <w:r>
+        <w:t>wg0</w:t>
+      </w:r>
+      <w:r>
+        <w:t>隧道接口并分配虚拟</w:t>
+      </w:r>
+      <w:r>
+        <w:t>IP</w:t>
+      </w:r>
+      <w:r>
+        <w:t>地址</w:t>
+      </w:r>
+      <w:r>
+        <w:t>10.0.80.1/24</w:t>
+      </w:r>
+      <w:r>
+        <w:t>，配置</w:t>
+      </w:r>
+      <w:r>
+        <w:t>UDP</w:t>
+      </w:r>
+      <w:r>
+        <w:t>监听端口</w:t>
+      </w:r>
+      <w:r>
+        <w:t>51820</w:t>
+      </w:r>
+      <w:r>
+        <w:t>。服务</w:t>
+      </w:r>
+      <w:proofErr w:type="gramStart"/>
+      <w:r>
+        <w:t>端进入</w:t>
+      </w:r>
+      <w:proofErr w:type="gramEnd"/>
+      <w:r>
+        <w:t>就绪状态后等待客户端发起隧道连接请求。</w:t>
       </w:r>
     </w:p>
     <w:p>
@@ -4203,7 +4363,7 @@
         <w:t>2</w:t>
       </w:r>
       <w:r>
-        <w:t>）身份切换阶段</w:t>
+        <w:t>）隧道建立阶段</w:t>
       </w:r>
     </w:p>
     <w:p>
@@ -4212,25 +4372,96 @@
         <w:ind w:firstLine="420"/>
       </w:pPr>
       <w:r>
-        <w:t>在认证通过后，系统将主机运行状态由普通外部用户切换</w:t>
-      </w:r>
-      <w:r>
-        <w:t>为</w:t>
-      </w:r>
-      <w:r>
-        <w:t>V</w:t>
-      </w:r>
-      <w:r>
-        <w:t>P</w:t>
-      </w:r>
-      <w:r>
-        <w:t>N</w:t>
-      </w:r>
-      <w:r>
-        <w:t>用</w:t>
-      </w:r>
-      <w:r>
-        <w:t>户，并同步更新对应的访问权限，使主机具备受控接入校园网的能力。</w:t>
+        <w:t>当用户发起</w:t>
+      </w:r>
+      <w:r>
+        <w:t>VPN</w:t>
+      </w:r>
+      <w:r>
+        <w:t>接入时，系统在校外主机</w:t>
+      </w:r>
+      <w:proofErr w:type="spellStart"/>
+      <w:r>
+        <w:t>home_pc</w:t>
+      </w:r>
+      <w:proofErr w:type="spellEnd"/>
+      <w:r>
+        <w:t>上执行类似的配置流程：生成客户端密钥对、创建</w:t>
+      </w:r>
+      <w:r>
+        <w:t>wg0</w:t>
+      </w:r>
+      <w:r>
+        <w:t>接口并分配虚拟</w:t>
+      </w:r>
+      <w:r>
+        <w:t>IP</w:t>
+      </w:r>
+      <w:r>
+        <w:t>地址</w:t>
+      </w:r>
+      <w:r>
+        <w:t>10.0.80.10/24</w:t>
+      </w:r>
+      <w:r>
+        <w:t>，然后通过</w:t>
+      </w:r>
+      <w:proofErr w:type="spellStart"/>
+      <w:r>
+        <w:t>wg</w:t>
+      </w:r>
+      <w:proofErr w:type="spellEnd"/>
+      <w:r>
+        <w:t xml:space="preserve"> set</w:t>
+      </w:r>
+      <w:r>
+        <w:t>命令将服务端公</w:t>
+      </w:r>
+      <w:proofErr w:type="gramStart"/>
+      <w:r>
+        <w:t>钥</w:t>
+      </w:r>
+      <w:proofErr w:type="gramEnd"/>
+      <w:r>
+        <w:t>、物理端点地址（</w:t>
+      </w:r>
+      <w:r>
+        <w:t>r1</w:t>
+      </w:r>
+      <w:r>
+        <w:t>的</w:t>
+      </w:r>
+      <w:r>
+        <w:t>eth8</w:t>
+      </w:r>
+      <w:r>
+        <w:t>接口</w:t>
+      </w:r>
+      <w:r>
+        <w:t>IP:51820</w:t>
+      </w:r>
+      <w:r>
+        <w:t>）以及路由策略写入接口配置。同时，客户端公</w:t>
+      </w:r>
+      <w:proofErr w:type="gramStart"/>
+      <w:r>
+        <w:t>钥</w:t>
+      </w:r>
+      <w:proofErr w:type="gramEnd"/>
+      <w:r>
+        <w:t>被注册至服务端</w:t>
+      </w:r>
+      <w:r>
+        <w:t>peer</w:t>
+      </w:r>
+      <w:r>
+        <w:t>列表，完成双向密钥绑定。系统通过</w:t>
+      </w:r>
+      <w:r>
+        <w:t>ping</w:t>
+      </w:r>
+      <w:r>
+        <w:t>验证隧道连通性，确保加密通道正常工作。</w:t>
       </w:r>
     </w:p>
     <w:p>
@@ -4245,34 +4476,77 @@
         <w:t>3</w:t>
       </w:r>
       <w:r>
-        <w:t>）权限授权阶段</w:t>
+        <w:t>）访问控制阶段</w:t>
       </w:r>
     </w:p>
     <w:p>
       <w:pPr>
         <w:pStyle w:val="11"/>
         <w:ind w:firstLine="420"/>
-      </w:pPr>
-      <w:r>
-        <w:t>在解除外部隔离策略的基础上，</w:t>
-      </w:r>
-      <w:r>
-        <w:t>为</w:t>
-      </w:r>
-      <w:r>
-        <w:t>V</w:t>
-      </w:r>
-      <w:r>
-        <w:t>P</w:t>
-      </w:r>
-      <w:r>
-        <w:t>N</w:t>
-      </w:r>
-      <w:r>
-        <w:t>用</w:t>
-      </w:r>
-      <w:r>
-        <w:t>户加载专用访问控制规则，使其能够访问普通业务区域和服务器资源，而对财务处、人事处等敏感区域仍保持访问限制，从而实现基于最小权限原则的远程接入控制。</w:t>
+        <w:rPr>
+          <w:rFonts w:hint="eastAsia"/>
+        </w:rPr>
+      </w:pPr>
+      <w:r>
+        <w:t>隧道建立后，系统在核心路由器上基于</w:t>
+      </w:r>
+      <w:r>
+        <w:t>wg0</w:t>
+      </w:r>
+      <w:r>
+        <w:t>隧道接口加载专用访问控制规则。由于</w:t>
+      </w:r>
+      <w:proofErr w:type="spellStart"/>
+      <w:r>
+        <w:t>WireGuard</w:t>
+      </w:r>
+      <w:proofErr w:type="spellEnd"/>
+      <w:r>
+        <w:t>隧道的流量通过</w:t>
+      </w:r>
+      <w:r>
+        <w:t>wg0</w:t>
+      </w:r>
+      <w:r>
+        <w:t>接口进入路由器，</w:t>
+      </w:r>
+      <w:r>
+        <w:t>ACL</w:t>
+      </w:r>
+      <w:r>
+        <w:t>规则以</w:t>
+      </w:r>
+      <w:r>
+        <w:t>"-</w:t>
+      </w:r>
+      <w:proofErr w:type="spellStart"/>
+      <w:r>
+        <w:t>i</w:t>
+      </w:r>
+      <w:proofErr w:type="spellEnd"/>
+      <w:r>
+        <w:t xml:space="preserve"> wg0"</w:t>
+      </w:r>
+      <w:r>
+        <w:t>作为匹配条件，对经隧道传入的流量进行细粒度过滤：允许访问普通业务区域和服务器资源，而对财务处、人事处等敏感区域保持访问限制，从而实现基于最小权限原则的远程接入控制。当</w:t>
+      </w:r>
+      <w:r>
+        <w:t>VPN</w:t>
+      </w:r>
+      <w:r>
+        <w:t>断开时，系统拆除</w:t>
+      </w:r>
+      <w:r>
+        <w:t>wg0</w:t>
+      </w:r>
+      <w:r>
+        <w:t>接口并从服务端移除客户端</w:t>
+      </w:r>
+      <w:r>
+        <w:t>peer</w:t>
+      </w:r>
+      <w:r>
+        <w:t>记录，恢复初始隔离状态。</w:t>
       </w:r>
     </w:p>
     <w:p>
@@ -4364,11 +4638,16 @@
         <w:t>使用</w:t>
       </w:r>
       <w:r>
-        <w:t>时间戳列表记录该</w:t>
+        <w:t>时间戳列表</w:t>
+      </w:r>
+      <w:proofErr w:type="gramStart"/>
+      <w:r>
+        <w:t>记录该</w:t>
       </w:r>
       <w:r>
         <w:t>源</w:t>
       </w:r>
+      <w:proofErr w:type="gramEnd"/>
       <w:r>
         <w:t>IP</w:t>
       </w:r>
@@ -4427,7 +4706,15 @@
         <w:t>FORWARD</w:t>
       </w:r>
       <w:r>
-        <w:t>链链首同时插入双</w:t>
+        <w:t>链</w:t>
+      </w:r>
+      <w:proofErr w:type="gramStart"/>
+      <w:r>
+        <w:t>链</w:t>
+      </w:r>
+      <w:proofErr w:type="gramEnd"/>
+      <w:r>
+        <w:t>首同时插入双</w:t>
       </w:r>
       <w:r>
         <w:t>向</w:t>
@@ -4659,7 +4946,15 @@
         <w:t>链</w:t>
       </w:r>
       <w:r>
-        <w:t>中按优先级顺序执行，满足令牌桶条件的正</w:t>
+        <w:t>中按优先级顺序执行，满足令牌</w:t>
+      </w:r>
+      <w:proofErr w:type="gramStart"/>
+      <w:r>
+        <w:t>桶条件</w:t>
+      </w:r>
+      <w:proofErr w:type="gramEnd"/>
+      <w:r>
+        <w:t>的正</w:t>
       </w:r>
       <w:r>
         <w:t>常</w:t>
@@ -4746,11 +5041,16 @@
         <w:t>s</w:t>
       </w:r>
       <w:proofErr w:type="spellEnd"/>
+      <w:proofErr w:type="gramStart"/>
       <w:r>
         <w:t>表</w:t>
       </w:r>
       <w:r>
-        <w:t>记录事件发生时间、事件类型、源地址、目标地址以及事件描述等信息。</w:t>
+        <w:t>记录</w:t>
+      </w:r>
+      <w:proofErr w:type="gramEnd"/>
+      <w:r>
+        <w:t>事件发生时间、事件类型、源地址、目标地址以及事件描述等信息。</w:t>
       </w:r>
     </w:p>
     <w:p>
@@ -4922,6 +5222,7 @@
         <w:t>直</w:t>
       </w:r>
       <w:r>
+        <w:lastRenderedPageBreak/>
         <w:t>接统计得到；</w:t>
       </w:r>
       <w:r>
@@ -4934,7 +5235,15 @@
         <w:t>流</w:t>
       </w:r>
       <w:r>
-        <w:t>则由发送速率与丢包率共同决定：</w:t>
+        <w:t>则由发送速率与丢包</w:t>
+      </w:r>
+      <w:proofErr w:type="gramStart"/>
+      <w:r>
+        <w:t>率共同</w:t>
+      </w:r>
+      <w:proofErr w:type="gramEnd"/>
+      <w:r>
+        <w:t>决定：</w:t>
       </w:r>
     </w:p>
     <w:p>
@@ -5218,6 +5527,7 @@
       <w:r>
         <w:t>P</w:t>
       </w:r>
+      <w:proofErr w:type="gramStart"/>
       <w:r>
         <w:t>流</w:t>
       </w:r>
@@ -5227,6 +5537,7 @@
       <w:r>
         <w:t>用</w:t>
       </w:r>
+      <w:proofErr w:type="gramEnd"/>
       <w:r>
         <w:t>i</w:t>
       </w:r>
@@ -5319,11 +5630,16 @@
       <w:r>
         <w:t>P</w:t>
       </w:r>
+      <w:proofErr w:type="gramStart"/>
       <w:r>
         <w:t>流</w:t>
       </w:r>
       <w:r>
-        <w:t>采用单向时延平均值：</w:t>
+        <w:t>采用</w:t>
+      </w:r>
+      <w:proofErr w:type="gramEnd"/>
+      <w:r>
+        <w:t>单向时延平均值：</w:t>
       </w:r>
     </w:p>
     <w:p>
@@ -5337,7 +5653,6 @@
             <w:rPr>
               <w:rFonts w:ascii="Cambria Math" w:hAnsi="Cambria Math"/>
             </w:rPr>
-            <w:lastRenderedPageBreak/>
             <m:t>Latenc</m:t>
           </m:r>
           <m:sSub>
@@ -5515,8 +5830,13 @@
           <m:t>i</m:t>
         </m:r>
       </m:oMath>
-      <w:r>
-        <w:t>个数据包单向时延</w:t>
+      <w:proofErr w:type="gramStart"/>
+      <w:r>
+        <w:t>个</w:t>
+      </w:r>
+      <w:proofErr w:type="gramEnd"/>
+      <w:r>
+        <w:t>数据包单向时延</w:t>
       </w:r>
       <w:r>
         <w:rPr>
@@ -5802,8 +6122,13 @@
           <m:t>i</m:t>
         </m:r>
       </m:oMath>
-      <w:r>
-        <w:t>个数据包时延</w:t>
+      <w:proofErr w:type="gramStart"/>
+      <w:r>
+        <w:t>个</w:t>
+      </w:r>
+      <w:proofErr w:type="gramEnd"/>
+      <w:r>
+        <w:t>数据包时延</w:t>
       </w:r>
       <w:r>
         <w:rPr>
@@ -6484,7 +6809,23 @@
           <w:b/>
           <w:bCs/>
         </w:rPr>
-        <w:t>Jain’s Fairness Index</w:t>
+        <w:t>Jain</w:t>
+      </w:r>
+      <w:proofErr w:type="gramStart"/>
+      <w:r>
+        <w:rPr>
+          <w:b/>
+          <w:bCs/>
+        </w:rPr>
+        <w:t>’</w:t>
+      </w:r>
+      <w:proofErr w:type="gramEnd"/>
+      <w:r>
+        <w:rPr>
+          <w:b/>
+          <w:bCs/>
+        </w:rPr>
+        <w:t>s Fairness Index</w:t>
       </w:r>
       <w:r>
         <w:rPr>
@@ -7180,6 +7521,7 @@
         <w:rPr>
           <w:noProof/>
         </w:rPr>
+        <w:lastRenderedPageBreak/>
         <w:drawing>
           <wp:inline distT="0" distB="0" distL="0" distR="0" wp14:anchorId="75D3CB8D" wp14:editId="071D06E9">
             <wp:extent cx="5278120" cy="2166620"/>
@@ -7272,11 +7614,7 @@
         <w:t>丢包。</w:t>
       </w:r>
       <w:r>
-        <w:t>所有节点均可在预期路径下</w:t>
-      </w:r>
-      <w:r>
-        <w:lastRenderedPageBreak/>
-        <w:t>完成互联互通，说明交换机转发、路由器转发及子网划分均已正确实现，拓扑结构符合设计要求。</w:t>
+        <w:t>所有节点均可在预期路径下完成互联互通，说明交换机转发、路由器转发及子网划分均已正确实现，拓扑结构符合设计要求。</w:t>
       </w:r>
     </w:p>
     <w:p>
@@ -7359,7 +7697,15 @@
         <w:t>将</w:t>
       </w:r>
       <w:r>
-        <w:t>通信命令接口注册至运行时环境，从而支</w:t>
+        <w:t>通信命令接口注册</w:t>
+      </w:r>
+      <w:proofErr w:type="gramStart"/>
+      <w:r>
+        <w:t>至运行</w:t>
+      </w:r>
+      <w:proofErr w:type="gramEnd"/>
+      <w:r>
+        <w:t>时环境，从而支</w:t>
       </w:r>
       <w:r>
         <w:t>持</w:t>
@@ -8099,7 +8445,6 @@
         <w:t>完</w:t>
       </w:r>
       <w:r>
-        <w:lastRenderedPageBreak/>
         <w:t>全一致，说明跨子网路由与交换机制工作正常。同时，在白名单规则作用下，办公区至财务处的访问请求能够被正确放行，验证了访问控制策略的正确性。</w:t>
       </w:r>
       <w:r>
@@ -8180,7 +8525,15 @@
         <w:t>优</w:t>
       </w:r>
       <w:r>
-        <w:t>先级调度机制对多业务并发场景下网络性能的影响，实验对比完整系统（</w:t>
+        <w:t>先级调度机制对多业务并发场景</w:t>
+      </w:r>
+      <w:proofErr w:type="gramStart"/>
+      <w:r>
+        <w:t>下网络</w:t>
+      </w:r>
+      <w:proofErr w:type="gramEnd"/>
+      <w:r>
+        <w:t>性能的影响，实验对比完整系统（</w:t>
       </w:r>
       <w:r>
         <w:t>Final</w:t>
@@ -8198,7 +8551,15 @@
         <w:t>消</w:t>
       </w:r>
       <w:r>
-        <w:t>融）。完整系统在区域交换机至核心路由器的上行链路部</w:t>
+        <w:t>融）。完整系统在区域交换机</w:t>
+      </w:r>
+      <w:proofErr w:type="gramStart"/>
+      <w:r>
+        <w:t>至核心</w:t>
+      </w:r>
+      <w:proofErr w:type="gramEnd"/>
+      <w:r>
+        <w:t>路由器的上行链路部</w:t>
       </w:r>
       <w:r>
         <w:t>署</w:t>
@@ -8299,7 +8660,15 @@
         <w:t>0 s</w:t>
       </w:r>
       <w:r>
-        <w:t>。系统同时运行六路业务流，包括财务处关键业务、教学楼课件下载、办公</w:t>
+        <w:t>。系统同时运行六路业务流，包括财务</w:t>
+      </w:r>
+      <w:proofErr w:type="gramStart"/>
+      <w:r>
+        <w:t>处关键</w:t>
+      </w:r>
+      <w:proofErr w:type="gramEnd"/>
+      <w:r>
+        <w:t>业务、教学楼课件下载、办公</w:t>
       </w:r>
       <w:r>
         <w:t>楼</w:t>
@@ -9096,6 +9465,7 @@
               <w:t>）</w:t>
             </w:r>
             <w:r>
+              <w:lastRenderedPageBreak/>
               <w:t>— Final-HTB</w:t>
             </w:r>
             <w:r>
@@ -9109,6 +9479,7 @@
           </w:tcPr>
           <w:p>
             <w:r>
+              <w:lastRenderedPageBreak/>
               <w:t>UDP</w:t>
             </w:r>
           </w:p>
@@ -9538,7 +9909,6 @@
           </w:tcPr>
           <w:p>
             <w:r>
-              <w:lastRenderedPageBreak/>
               <w:t>财务处（</w:t>
             </w:r>
             <w:r>
@@ -9737,7 +10107,15 @@
         <w:t>队</w:t>
       </w:r>
       <w:r>
-        <w:t>列共享链路资源。财务处关键业务吞吐量达</w:t>
+        <w:t>列共享链路资源。财务</w:t>
+      </w:r>
+      <w:proofErr w:type="gramStart"/>
+      <w:r>
+        <w:t>处关键</w:t>
+      </w:r>
+      <w:proofErr w:type="gramEnd"/>
+      <w:r>
+        <w:t>业务吞吐量达</w:t>
       </w:r>
       <w:r>
         <w:t>到</w:t>
@@ -9905,7 +10283,15 @@
         <w:t>优</w:t>
       </w:r>
       <w:r>
-        <w:t>先级调度对低优先级业务的影响并非均匀分布，而是主要压缩高需求业务所占用的带宽资源。</w:t>
+        <w:t>先级调度对低优先级业务的影响并非均匀分布，而是主要</w:t>
+      </w:r>
+      <w:proofErr w:type="gramStart"/>
+      <w:r>
+        <w:t>压缩高</w:t>
+      </w:r>
+      <w:proofErr w:type="gramEnd"/>
+      <w:r>
+        <w:t>需求业务所占用的带宽资源。</w:t>
       </w:r>
     </w:p>
     <w:p>
@@ -10140,7 +10526,15 @@
         <w:t>两</w:t>
       </w:r>
       <w:r>
-        <w:t>级优先级策略在多业务竞争环境下实现了对财务处关键业务的差异化保障，在提高关键业务吞吐量和降低时延波动的同时，其代价主要表现为部分低优先级业务吞吐量下降以</w:t>
+        <w:t>级优先级策略在多业务竞争环境下实现了对财务</w:t>
+      </w:r>
+      <w:proofErr w:type="gramStart"/>
+      <w:r>
+        <w:t>处关键</w:t>
+      </w:r>
+      <w:proofErr w:type="gramEnd"/>
+      <w:r>
+        <w:t>业务的差异化保障，在提高关键业务吞吐量和降低时延波动的同时，其代价主要表现为部分低优先级业务吞吐量下降以</w:t>
       </w:r>
       <w:r>
         <w:t>及</w:t>
@@ -10394,6 +10788,7 @@
         <w:jc w:val="center"/>
       </w:pPr>
       <w:r>
+        <w:lastRenderedPageBreak/>
         <w:t>表</w:t>
       </w:r>
       <w:r>
@@ -10467,9 +10862,11 @@
             </w:tcBorders>
           </w:tcPr>
           <w:p>
+            <w:proofErr w:type="gramStart"/>
             <w:r>
               <w:t>平均响应</w:t>
             </w:r>
+            <w:proofErr w:type="gramEnd"/>
             <w:r>
               <w:t xml:space="preserve"> (s)</w:t>
             </w:r>
@@ -11063,11 +11460,7 @@
         <w:t>.8820</w:t>
       </w:r>
       <w:r>
-        <w:t>，说明系统存在较为严重的负载失衡。其主要原因在于静态映射将办公楼、教学楼、财务处和人事处等主要业</w:t>
-      </w:r>
-      <w:r>
-        <w:lastRenderedPageBreak/>
-        <w:t>务流量集中</w:t>
+        <w:t>，说明系统存在较为严重的负载失衡。其主要原因在于静态映射将办公楼、教学楼、财务处和人事处等主要业务流量集中</w:t>
       </w:r>
       <w:r>
         <w:t>于</w:t>
@@ -11442,31 +11835,27 @@
       <w:r>
         <w:t>本实验用于验证校外主机接入控制以及</w:t>
       </w:r>
+      <w:proofErr w:type="spellStart"/>
+      <w:r>
+        <w:t>WireGuard</w:t>
+      </w:r>
+      <w:proofErr w:type="spellEnd"/>
+      <w:r>
+        <w:t>隧道</w:t>
+      </w:r>
       <w:r>
         <w:t>VPN</w:t>
       </w:r>
       <w:r>
-        <w:t>状态切换机制的正确性。系统中校外主</w:t>
-      </w:r>
-      <w:r>
-        <w:t>机</w:t>
+        <w:t>接入机制的正确性。系统中校外主机</w:t>
       </w:r>
       <w:proofErr w:type="spellStart"/>
       <w:r>
-        <w:t>h</w:t>
-      </w:r>
-      <w:r>
-        <w:t>ome_p</w:t>
-      </w:r>
-      <w:r>
-        <w:t>c</w:t>
+        <w:t>home_pc</w:t>
       </w:r>
       <w:proofErr w:type="spellEnd"/>
       <w:r>
-        <w:t>在</w:t>
-      </w:r>
-      <w:r>
-        <w:t>默认状态下处于完全隔离模式，其所有访问请求均被</w:t>
+        <w:t>在默认状态下处于完全隔离模式，其所有访问请求均被</w:t>
       </w:r>
       <w:r>
         <w:t>FORWARD</w:t>
@@ -11478,19 +11867,61 @@
         <w:t>VPN</w:t>
       </w:r>
       <w:r>
-        <w:t>功能被启用后，系统通过状态切换机制为主机分配</w:t>
-      </w:r>
-      <w:r>
-        <w:t>VPN_USER</w:t>
-      </w:r>
-      <w:r>
-        <w:t>身份，并动态调整</w:t>
-      </w:r>
-      <w:r>
-        <w:t>iptables</w:t>
-      </w:r>
-      <w:r>
-        <w:t>规则，使其获得受控访问权限。</w:t>
+        <w:t>功能被启用后，系统在</w:t>
+      </w:r>
+      <w:r>
+        <w:t>r1</w:t>
+      </w:r>
+      <w:r>
+        <w:t>与</w:t>
+      </w:r>
+      <w:proofErr w:type="spellStart"/>
+      <w:r>
+        <w:t>home_pc</w:t>
+      </w:r>
+      <w:proofErr w:type="spellEnd"/>
+      <w:r>
+        <w:t>之间建立</w:t>
+      </w:r>
+      <w:proofErr w:type="spellStart"/>
+      <w:r>
+        <w:t>WireGuard</w:t>
+      </w:r>
+      <w:proofErr w:type="spellEnd"/>
+      <w:r>
+        <w:t>加密隧道，为</w:t>
+      </w:r>
+      <w:proofErr w:type="spellStart"/>
+      <w:r>
+        <w:t>home_pc</w:t>
+      </w:r>
+      <w:proofErr w:type="spellEnd"/>
+      <w:r>
+        <w:t>分配虚拟</w:t>
+      </w:r>
+      <w:r>
+        <w:t>IP</w:t>
+      </w:r>
+      <w:r>
+        <w:t>地址</w:t>
+      </w:r>
+      <w:r>
+        <w:t>10.0.80.10</w:t>
+      </w:r>
+      <w:r>
+        <w:t>，并在核心路由器上基于</w:t>
+      </w:r>
+      <w:r>
+        <w:t>wg0</w:t>
+      </w:r>
+      <w:r>
+        <w:t>隧道接口加载专用</w:t>
+      </w:r>
+      <w:r>
+        <w:t>ACL</w:t>
+      </w:r>
+      <w:r>
+        <w:t>规则，使经隧道传入的流量获得受控访问权限。</w:t>
       </w:r>
     </w:p>
     <w:p>
@@ -11501,71 +11932,31 @@
       <w:r>
         <w:t>实验分别测试</w:t>
       </w:r>
-      <w:r>
-        <w:t>VPN</w:t>
-      </w:r>
-      <w:r>
-        <w:t>关闭、</w:t>
-      </w:r>
-      <w:r>
-        <w:t>VPN</w:t>
-      </w:r>
-      <w:r>
-        <w:t>开启</w:t>
-      </w:r>
-      <w:r>
-        <w:rPr>
-          <w:rFonts w:hint="eastAsia"/>
-        </w:rPr>
-        <w:t>两种</w:t>
-      </w:r>
-      <w:r>
-        <w:t>状态下的访问行为，结果如</w:t>
-      </w:r>
-      <w:r>
-        <w:rPr>
-          <w:rFonts w:hint="eastAsia"/>
-        </w:rPr>
-        <w:t>图</w:t>
-      </w:r>
-      <w:r>
-        <w:rPr>
-          <w:rFonts w:hint="eastAsia"/>
-        </w:rPr>
+      <w:proofErr w:type="spellStart"/>
+      <w:r>
+        <w:t>WireGuard</w:t>
+      </w:r>
+      <w:proofErr w:type="spellEnd"/>
+      <w:r>
+        <w:t>隧道未建立、已建立两种状态下的访问行为，结果如图</w:t>
+      </w:r>
+      <w:r>
         <w:t>10</w:t>
       </w:r>
       <w:r>
-        <w:rPr>
-          <w:rFonts w:hint="eastAsia"/>
-        </w:rPr>
         <w:t>，</w:t>
       </w:r>
       <w:r>
-        <w:rPr>
-          <w:rFonts w:hint="eastAsia"/>
-        </w:rPr>
         <w:t>11</w:t>
       </w:r>
       <w:r>
-        <w:rPr>
-          <w:rFonts w:hint="eastAsia"/>
-        </w:rPr>
         <w:t>，</w:t>
       </w:r>
       <w:r>
-        <w:rPr>
-          <w:rFonts w:hint="eastAsia"/>
-        </w:rPr>
         <w:t>12</w:t>
       </w:r>
       <w:r>
-        <w:t>所示</w:t>
-      </w:r>
-      <w:r>
-        <w:rPr>
-          <w:rFonts w:hint="eastAsia"/>
-        </w:rPr>
-        <w:t>：</w:t>
+        <w:t>所示：</w:t>
       </w:r>
     </w:p>
     <w:p>
@@ -11678,6 +12069,99 @@
       </w:r>
       <w:r>
         <w:rPr>
+          <w:rFonts w:eastAsia="宋体"/>
+          <w:b w:val="0"/>
+          <w:bCs w:val="0"/>
+          <w:color w:val="auto"/>
+          <w:kern w:val="2"/>
+          <w:sz w:val="21"/>
+          <w:szCs w:val="24"/>
+        </w:rPr>
+        <w:t>建立</w:t>
+      </w:r>
+      <w:proofErr w:type="spellStart"/>
+      <w:r>
+        <w:rPr>
+          <w:rFonts w:eastAsia="宋体"/>
+          <w:b w:val="0"/>
+          <w:bCs w:val="0"/>
+          <w:color w:val="auto"/>
+          <w:kern w:val="2"/>
+          <w:sz w:val="21"/>
+          <w:szCs w:val="24"/>
+        </w:rPr>
+        <w:t>WireGuard</w:t>
+      </w:r>
+      <w:proofErr w:type="spellEnd"/>
+      <w:r>
+        <w:rPr>
+          <w:rFonts w:eastAsia="宋体"/>
+          <w:b w:val="0"/>
+          <w:bCs w:val="0"/>
+          <w:color w:val="auto"/>
+          <w:kern w:val="2"/>
+          <w:sz w:val="21"/>
+          <w:szCs w:val="24"/>
+        </w:rPr>
+        <w:t>隧道时的</w:t>
+      </w:r>
+      <w:proofErr w:type="spellStart"/>
+      <w:r>
+        <w:rPr>
+          <w:rFonts w:eastAsia="宋体"/>
+          <w:b w:val="0"/>
+          <w:bCs w:val="0"/>
+          <w:color w:val="auto"/>
+          <w:kern w:val="2"/>
+          <w:sz w:val="21"/>
+          <w:szCs w:val="24"/>
+        </w:rPr>
+        <w:t>home_pc</w:t>
+      </w:r>
+      <w:proofErr w:type="spellEnd"/>
+      <w:r>
+        <w:rPr>
+          <w:rFonts w:eastAsia="宋体"/>
+          <w:b w:val="0"/>
+          <w:bCs w:val="0"/>
+          <w:color w:val="auto"/>
+          <w:kern w:val="2"/>
+          <w:sz w:val="21"/>
+          <w:szCs w:val="24"/>
+        </w:rPr>
+        <w:t>访问情况</w:t>
+      </w:r>
+    </w:p>
+    <w:p>
+      <w:pPr>
+        <w:pStyle w:val="3"/>
+      </w:pPr>
+    </w:p>
+    <w:p>
+      <w:pPr>
+        <w:pStyle w:val="3"/>
+        <w:jc w:val="center"/>
+        <w:rPr>
+          <w:rFonts w:hint="eastAsia"/>
+        </w:rPr>
+      </w:pPr>
+    </w:p>
+    <w:p>
+      <w:pPr>
+        <w:pStyle w:val="3"/>
+        <w:jc w:val="center"/>
+        <w:rPr>
+          <w:rFonts w:eastAsia="宋体"/>
+          <w:b w:val="0"/>
+          <w:bCs w:val="0"/>
+          <w:color w:val="auto"/>
+          <w:kern w:val="2"/>
+          <w:sz w:val="21"/>
+          <w:szCs w:val="24"/>
+        </w:rPr>
+      </w:pPr>
+      <w:r>
+        <w:rPr>
           <w:rFonts w:eastAsia="宋体" w:hint="eastAsia"/>
           <w:b w:val="0"/>
           <w:bCs w:val="0"/>
@@ -11686,7 +12170,7 @@
           <w:sz w:val="21"/>
           <w:szCs w:val="24"/>
         </w:rPr>
-        <w:t>开启校园</w:t>
+        <w:t>图</w:t>
       </w:r>
       <w:r>
         <w:rPr>
@@ -11698,7 +12182,7 @@
           <w:sz w:val="21"/>
           <w:szCs w:val="24"/>
         </w:rPr>
-        <w:t>VPN</w:t>
+        <w:t>1</w:t>
       </w:r>
       <w:r>
         <w:rPr>
@@ -11710,102 +12194,9 @@
           <w:sz w:val="21"/>
           <w:szCs w:val="24"/>
         </w:rPr>
-        <w:t>时的</w:t>
-      </w:r>
-      <w:proofErr w:type="spellStart"/>
-      <w:r>
-        <w:rPr>
-          <w:rFonts w:eastAsia="宋体" w:hint="eastAsia"/>
-          <w:b w:val="0"/>
-          <w:bCs w:val="0"/>
-          <w:color w:val="auto"/>
-          <w:kern w:val="2"/>
-          <w:sz w:val="21"/>
-          <w:szCs w:val="24"/>
-        </w:rPr>
-        <w:t>home_pc</w:t>
-      </w:r>
-      <w:proofErr w:type="spellEnd"/>
-      <w:r>
-        <w:rPr>
-          <w:rFonts w:eastAsia="宋体" w:hint="eastAsia"/>
-          <w:b w:val="0"/>
-          <w:bCs w:val="0"/>
-          <w:color w:val="auto"/>
-          <w:kern w:val="2"/>
-          <w:sz w:val="21"/>
-          <w:szCs w:val="24"/>
-        </w:rPr>
-        <w:t>访问</w:t>
-      </w:r>
-      <w:r>
-        <w:rPr>
-          <w:rFonts w:eastAsia="宋体" w:hint="eastAsia"/>
-          <w:b w:val="0"/>
-          <w:bCs w:val="0"/>
-          <w:color w:val="auto"/>
-          <w:kern w:val="2"/>
-          <w:sz w:val="21"/>
-          <w:szCs w:val="24"/>
-        </w:rPr>
-        <w:t>情况</w:t>
-      </w:r>
-    </w:p>
-    <w:p>
-      <w:pPr>
-        <w:pStyle w:val="3"/>
-      </w:pPr>
-    </w:p>
-    <w:p>
-      <w:pPr>
-        <w:pStyle w:val="3"/>
-        <w:jc w:val="center"/>
-      </w:pPr>
-      <w:r>
-        <w:rPr>
-          <w:noProof/>
-        </w:rPr>
-        <w:drawing>
-          <wp:inline distT="0" distB="0" distL="0" distR="0" wp14:anchorId="2F02745A" wp14:editId="0C36669B">
-            <wp:extent cx="4007056" cy="1505027"/>
-            <wp:effectExtent l="0" t="0" r="0" b="0"/>
-            <wp:docPr id="1760584304" name="图片 1"/>
-            <wp:cNvGraphicFramePr>
-              <a:graphicFrameLocks xmlns:a="http://schemas.openxmlformats.org/drawingml/2006/main" noChangeAspect="1"/>
-            </wp:cNvGraphicFramePr>
-            <a:graphic xmlns:a="http://schemas.openxmlformats.org/drawingml/2006/main">
-              <a:graphicData uri="http://schemas.openxmlformats.org/drawingml/2006/picture">
-                <pic:pic xmlns:pic="http://schemas.openxmlformats.org/drawingml/2006/picture">
-                  <pic:nvPicPr>
-                    <pic:cNvPr id="1760584304" name=""/>
-                    <pic:cNvPicPr/>
-                  </pic:nvPicPr>
-                  <pic:blipFill>
-                    <a:blip r:embed="rId17"/>
-                    <a:stretch>
-                      <a:fillRect/>
-                    </a:stretch>
-                  </pic:blipFill>
-                  <pic:spPr>
-                    <a:xfrm>
-                      <a:off x="0" y="0"/>
-                      <a:ext cx="4007056" cy="1505027"/>
-                    </a:xfrm>
-                    <a:prstGeom prst="rect">
-                      <a:avLst/>
-                    </a:prstGeom>
-                  </pic:spPr>
-                </pic:pic>
-              </a:graphicData>
-            </a:graphic>
-          </wp:inline>
-        </w:drawing>
-      </w:r>
-    </w:p>
-    <w:p>
-      <w:pPr>
-        <w:pStyle w:val="3"/>
-        <w:jc w:val="center"/>
+        <w:t>1</w:t>
+      </w:r>
+      <w:r>
         <w:rPr>
           <w:rFonts w:eastAsia="宋体"/>
           <w:b w:val="0"/>
@@ -11815,10 +12206,12 @@
           <w:sz w:val="21"/>
           <w:szCs w:val="24"/>
         </w:rPr>
-      </w:pPr>
-      <w:r>
-        <w:rPr>
-          <w:rFonts w:eastAsia="宋体" w:hint="eastAsia"/>
+        <w:t>建立</w:t>
+      </w:r>
+      <w:proofErr w:type="spellStart"/>
+      <w:r>
+        <w:rPr>
+          <w:rFonts w:eastAsia="宋体"/>
           <w:b w:val="0"/>
           <w:bCs w:val="0"/>
           <w:color w:val="auto"/>
@@ -11826,11 +12219,12 @@
           <w:sz w:val="21"/>
           <w:szCs w:val="24"/>
         </w:rPr>
-        <w:t>图</w:t>
-      </w:r>
-      <w:r>
-        <w:rPr>
-          <w:rFonts w:eastAsia="宋体" w:hint="eastAsia"/>
+        <w:t>WireGuard</w:t>
+      </w:r>
+      <w:proofErr w:type="spellEnd"/>
+      <w:r>
+        <w:rPr>
+          <w:rFonts w:eastAsia="宋体"/>
           <w:b w:val="0"/>
           <w:bCs w:val="0"/>
           <w:color w:val="auto"/>
@@ -11838,11 +12232,12 @@
           <w:sz w:val="21"/>
           <w:szCs w:val="24"/>
         </w:rPr>
-        <w:t>1</w:t>
-      </w:r>
-      <w:r>
-        <w:rPr>
-          <w:rFonts w:eastAsia="宋体" w:hint="eastAsia"/>
+        <w:t>隧道后的</w:t>
+      </w:r>
+      <w:proofErr w:type="spellStart"/>
+      <w:r>
+        <w:rPr>
+          <w:rFonts w:eastAsia="宋体"/>
           <w:b w:val="0"/>
           <w:bCs w:val="0"/>
           <w:color w:val="auto"/>
@@ -11850,73 +12245,12 @@
           <w:sz w:val="21"/>
           <w:szCs w:val="24"/>
         </w:rPr>
-        <w:t>1</w:t>
-      </w:r>
-      <w:r>
-        <w:rPr>
-          <w:rFonts w:eastAsia="宋体" w:hint="eastAsia"/>
-          <w:b w:val="0"/>
-          <w:bCs w:val="0"/>
-          <w:color w:val="auto"/>
-          <w:kern w:val="2"/>
-          <w:sz w:val="21"/>
-          <w:szCs w:val="24"/>
-        </w:rPr>
-        <w:t>开</w:t>
-      </w:r>
-      <w:r>
-        <w:rPr>
-          <w:rFonts w:eastAsia="宋体" w:hint="eastAsia"/>
-          <w:b w:val="0"/>
-          <w:bCs w:val="0"/>
-          <w:color w:val="auto"/>
-          <w:kern w:val="2"/>
-          <w:sz w:val="21"/>
-          <w:szCs w:val="24"/>
-        </w:rPr>
-        <w:t>启校园</w:t>
-      </w:r>
-      <w:r>
-        <w:rPr>
-          <w:rFonts w:eastAsia="宋体" w:hint="eastAsia"/>
-          <w:b w:val="0"/>
-          <w:bCs w:val="0"/>
-          <w:color w:val="auto"/>
-          <w:kern w:val="2"/>
-          <w:sz w:val="21"/>
-          <w:szCs w:val="24"/>
-        </w:rPr>
-        <w:t>VPN</w:t>
-      </w:r>
-      <w:r>
-        <w:rPr>
-          <w:rFonts w:eastAsia="宋体" w:hint="eastAsia"/>
-          <w:b w:val="0"/>
-          <w:bCs w:val="0"/>
-          <w:color w:val="auto"/>
-          <w:kern w:val="2"/>
-          <w:sz w:val="21"/>
-          <w:szCs w:val="24"/>
-        </w:rPr>
-        <w:t>后的</w:t>
-      </w:r>
-      <w:proofErr w:type="spellStart"/>
-      <w:r>
-        <w:rPr>
-          <w:rFonts w:eastAsia="宋体" w:hint="eastAsia"/>
-          <w:b w:val="0"/>
-          <w:bCs w:val="0"/>
-          <w:color w:val="auto"/>
-          <w:kern w:val="2"/>
-          <w:sz w:val="21"/>
-          <w:szCs w:val="24"/>
-        </w:rPr>
         <w:t>home_pc</w:t>
       </w:r>
       <w:proofErr w:type="spellEnd"/>
       <w:r>
         <w:rPr>
-          <w:rFonts w:eastAsia="宋体" w:hint="eastAsia"/>
+          <w:rFonts w:eastAsia="宋体"/>
           <w:b w:val="0"/>
           <w:bCs w:val="0"/>
           <w:color w:val="auto"/>
@@ -11966,6 +12300,7 @@
           <w:sz w:val="21"/>
           <w:szCs w:val="24"/>
         </w:rPr>
+        <w:lastRenderedPageBreak/>
         <w:drawing>
           <wp:inline distT="0" distB="0" distL="0" distR="0" wp14:anchorId="1B56A70E" wp14:editId="66538A5E">
             <wp:extent cx="4807197" cy="1111307"/>
@@ -11982,7 +12317,7 @@
                     <pic:cNvPicPr/>
                   </pic:nvPicPr>
                   <pic:blipFill>
-                    <a:blip r:embed="rId18"/>
+                    <a:blip r:embed="rId17"/>
                     <a:stretch>
                       <a:fillRect/>
                     </a:stretch>
@@ -12055,7 +12390,7 @@
       </w:r>
       <w:r>
         <w:rPr>
-          <w:rFonts w:eastAsia="宋体" w:hint="eastAsia"/>
+          <w:rFonts w:eastAsia="宋体"/>
           <w:b w:val="0"/>
           <w:bCs w:val="0"/>
           <w:color w:val="auto"/>
@@ -12063,11 +12398,12 @@
           <w:sz w:val="21"/>
           <w:szCs w:val="24"/>
         </w:rPr>
-        <w:t>关</w:t>
-      </w:r>
-      <w:r>
-        <w:rPr>
-          <w:rFonts w:eastAsia="宋体" w:hint="eastAsia"/>
+        <w:t>拆除</w:t>
+      </w:r>
+      <w:proofErr w:type="spellStart"/>
+      <w:r>
+        <w:rPr>
+          <w:rFonts w:eastAsia="宋体"/>
           <w:b w:val="0"/>
           <w:bCs w:val="0"/>
           <w:color w:val="auto"/>
@@ -12075,11 +12411,12 @@
           <w:sz w:val="21"/>
           <w:szCs w:val="24"/>
         </w:rPr>
-        <w:t>闭校园</w:t>
-      </w:r>
-      <w:r>
-        <w:rPr>
-          <w:rFonts w:eastAsia="宋体" w:hint="eastAsia"/>
+        <w:t>WireGuard</w:t>
+      </w:r>
+      <w:proofErr w:type="spellEnd"/>
+      <w:r>
+        <w:rPr>
+          <w:rFonts w:eastAsia="宋体"/>
           <w:b w:val="0"/>
           <w:bCs w:val="0"/>
           <w:color w:val="auto"/>
@@ -12087,11 +12424,12 @@
           <w:sz w:val="21"/>
           <w:szCs w:val="24"/>
         </w:rPr>
-        <w:t>VPN</w:t>
-      </w:r>
-      <w:r>
-        <w:rPr>
-          <w:rFonts w:eastAsia="宋体" w:hint="eastAsia"/>
+        <w:t>隧道后的</w:t>
+      </w:r>
+      <w:proofErr w:type="spellStart"/>
+      <w:r>
+        <w:rPr>
+          <w:rFonts w:eastAsia="宋体"/>
           <w:b w:val="0"/>
           <w:bCs w:val="0"/>
           <w:color w:val="auto"/>
@@ -12099,12 +12437,12 @@
           <w:sz w:val="21"/>
           <w:szCs w:val="24"/>
         </w:rPr>
-        <w:t>后的</w:t>
-      </w:r>
-      <w:proofErr w:type="spellStart"/>
-      <w:r>
-        <w:rPr>
-          <w:rFonts w:eastAsia="宋体" w:hint="eastAsia"/>
+        <w:t>home_pc</w:t>
+      </w:r>
+      <w:proofErr w:type="spellEnd"/>
+      <w:r>
+        <w:rPr>
+          <w:rFonts w:eastAsia="宋体"/>
           <w:b w:val="0"/>
           <w:bCs w:val="0"/>
           <w:color w:val="auto"/>
@@ -12112,19 +12450,6 @@
           <w:sz w:val="21"/>
           <w:szCs w:val="24"/>
         </w:rPr>
-        <w:t>home_pc</w:t>
-      </w:r>
-      <w:proofErr w:type="spellEnd"/>
-      <w:r>
-        <w:rPr>
-          <w:rFonts w:eastAsia="宋体" w:hint="eastAsia"/>
-          <w:b w:val="0"/>
-          <w:bCs w:val="0"/>
-          <w:color w:val="auto"/>
-          <w:kern w:val="2"/>
-          <w:sz w:val="21"/>
-          <w:szCs w:val="24"/>
-        </w:rPr>
         <w:t>访问情况</w:t>
       </w:r>
     </w:p>
@@ -12134,46 +12459,49 @@
         <w:ind w:firstLine="420"/>
       </w:pPr>
       <w:r>
-        <w:lastRenderedPageBreak/>
         <w:t>在</w:t>
       </w:r>
+      <w:proofErr w:type="spellStart"/>
+      <w:r>
+        <w:t>WireGuard</w:t>
+      </w:r>
+      <w:proofErr w:type="spellEnd"/>
+      <w:r>
+        <w:t>隧道未建立的状态下，</w:t>
+      </w:r>
+      <w:proofErr w:type="spellStart"/>
+      <w:r>
+        <w:t>home_pc</w:t>
+      </w:r>
+      <w:proofErr w:type="spellEnd"/>
+      <w:r>
+        <w:t>无法访问任何校园网资源，说明校外隔离策略能够有效生效；在建立</w:t>
+      </w:r>
+      <w:proofErr w:type="spellStart"/>
+      <w:r>
+        <w:t>WireGuard</w:t>
+      </w:r>
+      <w:proofErr w:type="spellEnd"/>
+      <w:r>
+        <w:t>隧道后，系统成功创建</w:t>
+      </w:r>
+      <w:r>
+        <w:t>wg0</w:t>
+      </w:r>
+      <w:r>
+        <w:t>加密隧道接口并基于该接口加载专用访问控制规则，使其能够访问普通区域但仍受敏感区域</w:t>
+      </w:r>
+      <w:r>
+        <w:t>ACL</w:t>
+      </w:r>
+      <w:r>
+        <w:t>限制；当拆除隧道后，系统恢复初始隔离状态，验证了</w:t>
+      </w:r>
       <w:r>
         <w:t>VPN</w:t>
       </w:r>
       <w:r>
-        <w:t>关闭状态下，</w:t>
-      </w:r>
-      <w:proofErr w:type="spellStart"/>
-      <w:r>
-        <w:t>home_pc</w:t>
-      </w:r>
-      <w:proofErr w:type="spellEnd"/>
-      <w:r>
-        <w:t>无法访问任何校园网资源，说明校外隔离策略能够有效生效；在</w:t>
-      </w:r>
-      <w:r>
-        <w:t>VPN</w:t>
-      </w:r>
-      <w:r>
-        <w:t>开启后，系统成功解除外部隔离并加载</w:t>
-      </w:r>
-      <w:r>
-        <w:t>VPN</w:t>
-      </w:r>
-      <w:r>
-        <w:t>专用访问控制规则，使其能够访问普通区域但仍受敏感区域</w:t>
-      </w:r>
-      <w:r>
-        <w:t>ACL</w:t>
-      </w:r>
-      <w:r>
-        <w:t>限制；当</w:t>
-      </w:r>
-      <w:r>
-        <w:t>VPN</w:t>
-      </w:r>
-      <w:r>
-        <w:t>关闭后系统恢复初始隔离状态，验证了状态切换机制的可逆性与一致性。</w:t>
+        <w:t>隧道建立与拆除机制的可逆性与一致性。</w:t>
       </w:r>
     </w:p>
     <w:p>
@@ -12424,8 +12752,16 @@
               <w:rPr>
                 <w:rFonts w:hint="eastAsia"/>
               </w:rPr>
-              <w:t>总传输报文数</w:t>
-            </w:r>
+              <w:t>总传输</w:t>
+            </w:r>
+            <w:proofErr w:type="gramStart"/>
+            <w:r>
+              <w:rPr>
+                <w:rFonts w:hint="eastAsia"/>
+              </w:rPr>
+              <w:t>报文数</w:t>
+            </w:r>
+            <w:proofErr w:type="gramEnd"/>
           </w:p>
         </w:tc>
         <w:tc>
@@ -12445,8 +12781,16 @@
               <w:rPr>
                 <w:rFonts w:hint="eastAsia"/>
               </w:rPr>
-              <w:t>成功报文数</w:t>
-            </w:r>
+              <w:t>成功</w:t>
+            </w:r>
+            <w:proofErr w:type="gramStart"/>
+            <w:r>
+              <w:rPr>
+                <w:rFonts w:hint="eastAsia"/>
+              </w:rPr>
+              <w:t>报文数</w:t>
+            </w:r>
+            <w:proofErr w:type="gramEnd"/>
           </w:p>
         </w:tc>
       </w:tr>
@@ -12645,7 +12989,15 @@
         <w:ind w:firstLine="420"/>
       </w:pPr>
       <w:r>
-        <w:t>在启用限速策略后，成功报文数由</w:t>
+        <w:t>在启用限速策略后，成功</w:t>
+      </w:r>
+      <w:proofErr w:type="gramStart"/>
+      <w:r>
+        <w:t>报文数</w:t>
+      </w:r>
+      <w:proofErr w:type="gramEnd"/>
+      <w:r>
+        <w:t>由</w:t>
       </w:r>
       <w:r>
         <w:t>40</w:t>
@@ -12663,7 +13015,15 @@
         <w:t>12.5%</w:t>
       </w:r>
       <w:r>
-        <w:t>。该结果与令牌桶机制的参数设定一致：初始突发容量为</w:t>
+        <w:t>。该结果与令牌</w:t>
+      </w:r>
+      <w:proofErr w:type="gramStart"/>
+      <w:r>
+        <w:t>桶机制</w:t>
+      </w:r>
+      <w:proofErr w:type="gramEnd"/>
+      <w:r>
+        <w:t>的参数设定一致：初始突发容量为</w:t>
       </w:r>
       <w:r>
         <w:t>5 packets</w:t>
@@ -12681,7 +13041,15 @@
         <w:t>35</w:t>
       </w:r>
       <w:r>
-        <w:t>个报文均被内核直接丢弃。防护机制使</w:t>
+        <w:t>个</w:t>
+      </w:r>
+      <w:proofErr w:type="gramStart"/>
+      <w:r>
+        <w:t>报文均</w:t>
+      </w:r>
+      <w:proofErr w:type="gramEnd"/>
+      <w:r>
+        <w:t>被内核直接丢弃。防护机制使</w:t>
       </w:r>
       <w:r>
         <w:t>ICMP Flood</w:t>
@@ -13098,7 +13466,15 @@
         <w:t>30</w:t>
       </w:r>
       <w:r>
-        <w:t>个端口的连续探测，系统未对异常访问行为进行限制。</w:t>
+        <w:t>个端口的连续探测，系统未对</w:t>
+      </w:r>
+      <w:proofErr w:type="gramStart"/>
+      <w:r>
+        <w:t>异常访问</w:t>
+      </w:r>
+      <w:proofErr w:type="gramEnd"/>
+      <w:r>
+        <w:t>行为进行限制。</w:t>
       </w:r>
       <w:r>
         <w:rPr>
@@ -13137,7 +13513,15 @@
         <w:t>10</w:t>
       </w:r>
       <w:r>
-        <w:t>个端口探测请求被直接丢弃，因此最终仅成功探测</w:t>
+        <w:t>个端口探测请求被直接丢弃，因此最终</w:t>
+      </w:r>
+      <w:proofErr w:type="gramStart"/>
+      <w:r>
+        <w:t>仅成功</w:t>
+      </w:r>
+      <w:proofErr w:type="gramEnd"/>
+      <w:r>
+        <w:t>探测</w:t>
       </w:r>
       <w:r>
         <w:t>20</w:t>
@@ -13256,7 +13640,11 @@
         <w:t>数</w:t>
       </w:r>
       <w:r>
-        <w:t>据库，并记录事件时间、事件类型、源地址、目标地址、事件详情以及严重级别等内容。</w:t>
+        <w:t>据库，并记录事件时间、事件类型、源地址、目标地址、事件详情</w:t>
+      </w:r>
+      <w:r>
+        <w:lastRenderedPageBreak/>
+        <w:t>以及严重级别等内容。</w:t>
       </w:r>
       <w:r>
         <w:t>在完成上述安全实验后，对审计数据库进行查询，得到部分记录如表</w:t>
@@ -13718,7 +14106,6 @@
               <w:jc w:val="center"/>
             </w:pPr>
             <w:r>
-              <w:lastRenderedPageBreak/>
               <w:t>2026-06-07 14:29:40</w:t>
             </w:r>
           </w:p>
@@ -14068,7 +14455,15 @@
         <w:t>是当前面临的一个重要问题</w:t>
       </w:r>
       <w:r>
-        <w:t>。在初始拓扑中，两台服务器共享同一上行链路，即便请求被均匀分发，服务器回程流量仍汇聚于同一条链路，轮询策略的效果无从体现。将拓扑修改为双独立上行链路架构后，两台服务器各自拥有独立</w:t>
+        <w:t>。在初始拓扑中，两台服务器共享同一上行链路，即便请求被均匀分发，服务器回程流量仍汇聚于同一条链路，轮询策略的效果无从体现。将拓扑修改为</w:t>
+      </w:r>
+      <w:proofErr w:type="gramStart"/>
+      <w:r>
+        <w:t>双独立</w:t>
+      </w:r>
+      <w:proofErr w:type="gramEnd"/>
+      <w:r>
+        <w:t>上行链路架构后，两台服务器各自拥有独立</w:t>
       </w:r>
       <w:r>
         <w:t>的</w:t>
@@ -14226,11 +14621,16 @@
       <w:r>
         <w:t>P</w:t>
       </w:r>
+      <w:proofErr w:type="gramStart"/>
       <w:r>
         <w:t>包</w:t>
       </w:r>
       <w:r>
-        <w:t>依然能够穿透。排查后发现，</w:t>
+        <w:t>依然</w:t>
+      </w:r>
+      <w:proofErr w:type="gramEnd"/>
+      <w:r>
+        <w:t>能够穿透。排查后发现，</w:t>
       </w:r>
       <w:r>
         <w:t>ICM</w:t>
@@ -14469,12 +14869,14 @@
               <w:pStyle w:val="11"/>
               <w:ind w:firstLineChars="0" w:firstLine="0"/>
             </w:pPr>
+            <w:proofErr w:type="gramStart"/>
             <w:r>
               <w:rPr>
                 <w:rFonts w:hint="eastAsia"/>
               </w:rPr>
               <w:t>王孟瑞</w:t>
             </w:r>
+            <w:proofErr w:type="gramEnd"/>
           </w:p>
         </w:tc>
         <w:tc>
@@ -14509,8 +14911,16 @@
               <w:rPr>
                 <w:rFonts w:hint="eastAsia"/>
               </w:rPr>
-              <w:t>马俊浩</w:t>
-            </w:r>
+              <w:t>马俊</w:t>
+            </w:r>
+            <w:proofErr w:type="gramStart"/>
+            <w:r>
+              <w:rPr>
+                <w:rFonts w:hint="eastAsia"/>
+              </w:rPr>
+              <w:t>浩</w:t>
+            </w:r>
+            <w:proofErr w:type="gramEnd"/>
           </w:p>
         </w:tc>
         <w:tc>
@@ -14639,6 +15049,7 @@
         <w:t>s</w:t>
       </w:r>
       <w:r>
+        <w:lastRenderedPageBreak/>
         <w:t>的</w:t>
       </w:r>
       <w:r>
@@ -14672,7 +15083,15 @@
         <w:t>两</w:t>
       </w:r>
       <w:r>
-        <w:t>级优先级策略能够在多业务竞争环境下实现差异化服务保障。实验中，财务处关键业务吞吐量</w:t>
+        <w:t>级优先级策略能够在多业务竞争环境下实现差异化服务保障。实验中，财务</w:t>
+      </w:r>
+      <w:proofErr w:type="gramStart"/>
+      <w:r>
+        <w:t>处关键</w:t>
+      </w:r>
+      <w:proofErr w:type="gramEnd"/>
+      <w:r>
+        <w:t>业务吞吐量</w:t>
       </w:r>
       <w:r>
         <w:t>由</w:t>
@@ -14816,7 +15235,6 @@
         <w:t>升</w:t>
       </w:r>
       <w:r>
-        <w:lastRenderedPageBreak/>
         <w:t>至</w:t>
       </w:r>
       <w:r>
@@ -14907,7 +15325,15 @@
         <w:t>能</w:t>
       </w:r>
       <w:r>
-        <w:t>够保证办公楼等授权区域正常访问财务处，而宿舍区至财务处的</w:t>
+        <w:t>够保证办公楼等授权区域</w:t>
+      </w:r>
+      <w:proofErr w:type="gramStart"/>
+      <w:r>
+        <w:t>正常访问</w:t>
+      </w:r>
+      <w:proofErr w:type="gramEnd"/>
+      <w:r>
+        <w:t>财务处，而宿舍区至财务处的</w:t>
       </w:r>
       <w:r>
         <w:rPr>
@@ -15170,7 +15596,15 @@
         <w:t>ACL</w:t>
       </w:r>
       <w:r>
-        <w:t>等机制在实际部署后，其运行过程和相互影响变得更加具体和可观察，例如链路瓶颈位置、规则匹配顺序以及流量调度效果均会直接影响实验结果。这种</w:t>
+        <w:t>等机制在实际部署后，其运行过程和相互影响变得更加具体和</w:t>
+      </w:r>
+      <w:proofErr w:type="gramStart"/>
+      <w:r>
+        <w:t>可</w:t>
+      </w:r>
+      <w:proofErr w:type="gramEnd"/>
+      <w:r>
+        <w:t>观察，例如链路瓶颈位置、规则匹配顺序以及流量调度效果均会直接影响实验结果。这种</w:t>
       </w:r>
       <w:r>
         <w:t>“</w:t>
@@ -15206,7 +15640,15 @@
         <w:t>TCP/IP</w:t>
       </w:r>
       <w:r>
-        <w:t>协议栈运行机制的理解更加深入。</w:t>
+        <w:t>协议</w:t>
+      </w:r>
+      <w:proofErr w:type="gramStart"/>
+      <w:r>
+        <w:t>栈</w:t>
+      </w:r>
+      <w:proofErr w:type="gramEnd"/>
+      <w:r>
+        <w:t>运行机制的理解更加深入。</w:t>
       </w:r>
       <w:r>
         <w:t xml:space="preserve"> </w:t>
@@ -15218,7 +15660,15 @@
         <w:ind w:firstLine="420"/>
       </w:pPr>
       <w:r>
-        <w:t>在后续实验设计中，可以进一步扩展不同攻击场景与更复杂的网络拓扑，以增强实验的对抗性与可扩展性。同时，若引入更多真实业务流模型，例如混合长短流或多级优先级业务，将有助于更全面地评估</w:t>
+        <w:t>在后续实验设计中，可以进一步扩展不同攻击场景与更复杂的网络拓扑，以增强实验的对抗性与可扩展性。同时，若引入更多</w:t>
+      </w:r>
+      <w:proofErr w:type="gramStart"/>
+      <w:r>
+        <w:t>真实业务流</w:t>
+      </w:r>
+      <w:proofErr w:type="gramEnd"/>
+      <w:r>
+        <w:t>模型，例如混合长短流或多级优先级业务，将有助于更全面地评估</w:t>
       </w:r>
       <w:r>
         <w:t>QoS</w:t>
@@ -15247,6 +15697,7 @@
         <w:t xml:space="preserve">[1] R. Sherwood, G. Gibb, K.-K. Yap, G. Appenzeller, M. Casado, N. McKeown, and G. </w:t>
       </w:r>
       <w:proofErr w:type="spellStart"/>
+      <w:proofErr w:type="gramStart"/>
       <w:r>
         <w:t>Parulkar</w:t>
       </w:r>
@@ -15255,6 +15706,7 @@
         <w:t>,“</w:t>
       </w:r>
       <w:proofErr w:type="spellStart"/>
+      <w:proofErr w:type="gramEnd"/>
       <w:r>
         <w:t>FlowVisor</w:t>
       </w:r>
@@ -15264,9 +15716,14 @@
       </w:r>
       <w:proofErr w:type="spellStart"/>
       <w:r>
-        <w:t>layer,”OpenFlow</w:t>
+        <w:t>layer</w:t>
+      </w:r>
+      <w:proofErr w:type="gramStart"/>
+      <w:r>
+        <w:t>,”OpenFlow</w:t>
       </w:r>
       <w:proofErr w:type="spellEnd"/>
+      <w:proofErr w:type="gramEnd"/>
       <w:r>
         <w:t xml:space="preserve"> Switch Consortium, Tech. Rep. OPENFLOW-TR-2009-1, Oct. 2009.</w:t>
       </w:r>
@@ -15342,8 +15799,13 @@
         <w:t xml:space="preserve">M. </w:t>
       </w:r>
       <w:proofErr w:type="spellStart"/>
-      <w:r>
-        <w:t>Devera,“HTB</w:t>
+      <w:proofErr w:type="gramStart"/>
+      <w:r>
+        <w:t>Devera,“</w:t>
+      </w:r>
+      <w:proofErr w:type="gramEnd"/>
+      <w:r>
+        <w:t>HTB</w:t>
       </w:r>
       <w:proofErr w:type="spellEnd"/>
       <w:r>
@@ -15351,9 +15813,14 @@
       </w:r>
       <w:proofErr w:type="spellStart"/>
       <w:r>
-        <w:t>manual,”Linux</w:t>
+        <w:t>manual</w:t>
+      </w:r>
+      <w:proofErr w:type="gramStart"/>
+      <w:r>
+        <w:t>,”Linux</w:t>
       </w:r>
       <w:proofErr w:type="spellEnd"/>
+      <w:proofErr w:type="gramEnd"/>
       <w:r>
         <w:t xml:space="preserve"> Advanced Routing &amp; Traffic Control HOWTO, 2002.</w:t>
       </w:r>
@@ -15364,7 +15831,11 @@
         <w:ind w:firstLineChars="0" w:firstLine="0"/>
       </w:pPr>
       <w:r>
-        <w:t>[6] L. Kleinrock, Queueing Systems, Volume 2: Computer Applications. New York, NY, USA: Wiley, 1976. ISBN: 978-0471491118</w:t>
+        <w:t xml:space="preserve">[6] L. Kleinrock, Queueing Systems, Volume 2: Computer Applications. New York, NY, USA: </w:t>
+      </w:r>
+      <w:r>
+        <w:lastRenderedPageBreak/>
+        <w:t>Wiley, 1976. ISBN: 978-0471491118</w:t>
       </w:r>
     </w:p>
     <w:p>
@@ -15440,10 +15911,9 @@
         <w:ind w:firstLineChars="0" w:firstLine="0"/>
       </w:pPr>
       <w:r>
-        <w:lastRenderedPageBreak/>
         <w:t xml:space="preserve">[10] M. Roesch, “Snort: Lightweight intrusion detection for networks,” in Proc. 13th USENIX Conference on System Administration (LISA), Seattle, WA, USA, Nov. 1999, pp. 229–238. Available: </w:t>
       </w:r>
-      <w:hyperlink r:id="rId19" w:history="1">
+      <w:hyperlink r:id="rId18" w:history="1">
         <w:r>
           <w:rPr>
             <w:rStyle w:val="aa"/>
@@ -15531,7 +16001,7 @@
       </w:r>
     </w:p>
     <w:sectPr>
-      <w:footerReference w:type="default" r:id="rId20"/>
+      <w:footerReference w:type="default" r:id="rId19"/>
       <w:pgSz w:w="11906" w:h="16838"/>
       <w:pgMar w:top="1440" w:right="1797" w:bottom="1440" w:left="1797" w:header="851" w:footer="992" w:gutter="0"/>
       <w:cols w:space="720"/>
@@ -19809,7 +20279,6 @@
   <w:style w:type="character" w:default="1" w:styleId="a0">
     <w:name w:val="Default Paragraph Font"/>
     <w:uiPriority w:val="1"/>
-    <w:semiHidden/>
     <w:unhideWhenUsed/>
   </w:style>
   <w:style w:type="table" w:default="1" w:styleId="a1">
